--- a/오현서_HW2.docx
+++ b/오현서_HW2.docx
@@ -29,7 +29,6 @@
       <w:pPr>
         <w:jc w:val="center"/>
         <w:rPr>
-          <w:rFonts w:hint="eastAsia"/>
           <w:lang w:eastAsia="ko-KR"/>
         </w:rPr>
       </w:pPr>
@@ -102,127 +101,7 @@
         <w:rPr>
           <w:lang w:eastAsia="ko-KR"/>
         </w:rPr>
-        <w:t>ResearchCopilot Crew</w:t>
-      </w:r>
-      <w:r>
-        <w:rPr>
-          <w:lang w:eastAsia="ko-KR"/>
-        </w:rPr>
-        <w:t>는</w:t>
-      </w:r>
-      <w:r>
-        <w:rPr>
-          <w:lang w:eastAsia="ko-KR"/>
-        </w:rPr>
-        <w:t xml:space="preserve"> </w:t>
-      </w:r>
-      <w:r>
-        <w:rPr>
-          <w:lang w:eastAsia="ko-KR"/>
-        </w:rPr>
-        <w:t>연구</w:t>
-      </w:r>
-      <w:r>
-        <w:rPr>
-          <w:lang w:eastAsia="ko-KR"/>
-        </w:rPr>
-        <w:t>/</w:t>
-      </w:r>
-      <w:r>
-        <w:rPr>
-          <w:lang w:eastAsia="ko-KR"/>
-        </w:rPr>
-        <w:t>창업</w:t>
-      </w:r>
-      <w:r>
-        <w:rPr>
-          <w:lang w:eastAsia="ko-KR"/>
-        </w:rPr>
-        <w:t xml:space="preserve"> </w:t>
-      </w:r>
-      <w:r>
-        <w:rPr>
-          <w:lang w:eastAsia="ko-KR"/>
-        </w:rPr>
-        <w:t>아이디어</w:t>
-      </w:r>
-      <w:r>
-        <w:rPr>
-          <w:lang w:eastAsia="ko-KR"/>
-        </w:rPr>
-        <w:t xml:space="preserve"> </w:t>
-      </w:r>
-      <w:r>
-        <w:rPr>
-          <w:lang w:eastAsia="ko-KR"/>
-        </w:rPr>
-        <w:t>덤프를</w:t>
-      </w:r>
-      <w:r>
-        <w:rPr>
-          <w:lang w:eastAsia="ko-KR"/>
-        </w:rPr>
-        <w:t xml:space="preserve"> </w:t>
-      </w:r>
-      <w:r>
-        <w:rPr>
-          <w:lang w:eastAsia="ko-KR"/>
-        </w:rPr>
-        <w:t>실행</w:t>
-      </w:r>
-      <w:r>
-        <w:rPr>
-          <w:lang w:eastAsia="ko-KR"/>
-        </w:rPr>
-        <w:t xml:space="preserve"> </w:t>
-      </w:r>
-      <w:r>
-        <w:rPr>
-          <w:lang w:eastAsia="ko-KR"/>
-        </w:rPr>
-        <w:t>가능한</w:t>
-      </w:r>
-      <w:r>
-        <w:rPr>
-          <w:lang w:eastAsia="ko-KR"/>
-        </w:rPr>
-        <w:t xml:space="preserve"> </w:t>
-      </w:r>
-      <w:r>
-        <w:rPr>
-          <w:lang w:eastAsia="ko-KR"/>
-        </w:rPr>
-        <w:t>연구</w:t>
-      </w:r>
-      <w:r>
-        <w:rPr>
-          <w:lang w:eastAsia="ko-KR"/>
-        </w:rPr>
-        <w:t xml:space="preserve"> </w:t>
-      </w:r>
-      <w:r>
-        <w:rPr>
-          <w:lang w:eastAsia="ko-KR"/>
-        </w:rPr>
-        <w:t>계획으로</w:t>
-      </w:r>
-      <w:r>
-        <w:rPr>
-          <w:lang w:eastAsia="ko-KR"/>
-        </w:rPr>
-        <w:t xml:space="preserve"> </w:t>
-      </w:r>
-      <w:r>
-        <w:rPr>
-          <w:lang w:eastAsia="ko-KR"/>
-        </w:rPr>
-        <w:t>변환하는</w:t>
-      </w:r>
-      <w:r>
-        <w:rPr>
-          <w:lang w:eastAsia="ko-KR"/>
-        </w:rPr>
-        <w:t xml:space="preserve"> </w:t>
+        <w:t xml:space="preserve">ResearchCopilot Crew는 연구/창업 아이디어 덤프를 실행 가능한 연구 계획으로 변환하는 </w:t>
       </w:r>
       <w:proofErr w:type="spellStart"/>
       <w:r>
@@ -236,19 +115,7 @@
         <w:rPr>
           <w:lang w:eastAsia="ko-KR"/>
         </w:rPr>
-        <w:t xml:space="preserve"> </w:t>
-      </w:r>
-      <w:r>
-        <w:rPr>
-          <w:lang w:eastAsia="ko-KR"/>
-        </w:rPr>
-        <w:t>기반</w:t>
-      </w:r>
-      <w:r>
-        <w:rPr>
-          <w:lang w:eastAsia="ko-KR"/>
-        </w:rPr>
-        <w:t xml:space="preserve"> </w:t>
+        <w:t xml:space="preserve"> 기반 </w:t>
       </w:r>
       <w:proofErr w:type="spellStart"/>
       <w:r>
@@ -262,91 +129,7 @@
         <w:rPr>
           <w:lang w:eastAsia="ko-KR"/>
         </w:rPr>
-        <w:t xml:space="preserve"> </w:t>
-      </w:r>
-      <w:r>
-        <w:rPr>
-          <w:lang w:eastAsia="ko-KR"/>
-        </w:rPr>
-        <w:t>시스템이다</w:t>
-      </w:r>
-      <w:r>
-        <w:rPr>
-          <w:lang w:eastAsia="ko-KR"/>
-        </w:rPr>
-        <w:t xml:space="preserve">. </w:t>
-      </w:r>
-      <w:r>
-        <w:rPr>
-          <w:lang w:eastAsia="ko-KR"/>
-        </w:rPr>
-        <w:t>원시</w:t>
-      </w:r>
-      <w:r>
-        <w:rPr>
-          <w:lang w:eastAsia="ko-KR"/>
-        </w:rPr>
-        <w:t xml:space="preserve"> </w:t>
-      </w:r>
-      <w:r>
-        <w:rPr>
-          <w:lang w:eastAsia="ko-KR"/>
-        </w:rPr>
-        <w:t>아이디어</w:t>
-      </w:r>
-      <w:r>
-        <w:rPr>
-          <w:lang w:eastAsia="ko-KR"/>
-        </w:rPr>
-        <w:t xml:space="preserve">, </w:t>
-      </w:r>
-      <w:r>
-        <w:rPr>
-          <w:lang w:eastAsia="ko-KR"/>
-        </w:rPr>
-        <w:t>연구</w:t>
-      </w:r>
-      <w:r>
-        <w:rPr>
-          <w:lang w:eastAsia="ko-KR"/>
-        </w:rPr>
-        <w:t xml:space="preserve"> </w:t>
-      </w:r>
-      <w:r>
-        <w:rPr>
-          <w:lang w:eastAsia="ko-KR"/>
-        </w:rPr>
-        <w:t>주제</w:t>
-      </w:r>
-      <w:r>
-        <w:rPr>
-          <w:lang w:eastAsia="ko-KR"/>
-        </w:rPr>
-        <w:t xml:space="preserve">, </w:t>
-      </w:r>
-      <w:r>
-        <w:rPr>
-          <w:lang w:eastAsia="ko-KR"/>
-        </w:rPr>
-        <w:t>스타트업</w:t>
-      </w:r>
-      <w:r>
-        <w:rPr>
-          <w:lang w:eastAsia="ko-KR"/>
-        </w:rPr>
-        <w:t xml:space="preserve"> </w:t>
-      </w:r>
-      <w:r>
-        <w:rPr>
-          <w:lang w:eastAsia="ko-KR"/>
-        </w:rPr>
-        <w:t>방향</w:t>
-      </w:r>
-      <w:r>
-        <w:rPr>
-          <w:lang w:eastAsia="ko-KR"/>
-        </w:rPr>
-        <w:t xml:space="preserve">, </w:t>
+        <w:t xml:space="preserve"> 시스템이다. 원시 아이디어, 연구 주제, 스타트업 방향, </w:t>
       </w:r>
       <w:proofErr w:type="spellStart"/>
       <w:r>
@@ -360,43 +143,7 @@
         <w:rPr>
           <w:lang w:eastAsia="ko-KR"/>
         </w:rPr>
-        <w:t xml:space="preserve"> </w:t>
-      </w:r>
-      <w:r>
-        <w:rPr>
-          <w:lang w:eastAsia="ko-KR"/>
-        </w:rPr>
-        <w:t>준비</w:t>
-      </w:r>
-      <w:r>
-        <w:rPr>
-          <w:lang w:eastAsia="ko-KR"/>
-        </w:rPr>
-        <w:t xml:space="preserve"> </w:t>
-      </w:r>
-      <w:r>
-        <w:rPr>
-          <w:lang w:eastAsia="ko-KR"/>
-        </w:rPr>
-        <w:t>메모</w:t>
-      </w:r>
-      <w:r>
-        <w:rPr>
-          <w:lang w:eastAsia="ko-KR"/>
-        </w:rPr>
-        <w:t xml:space="preserve">, </w:t>
-      </w:r>
-      <w:r>
-        <w:rPr>
-          <w:lang w:eastAsia="ko-KR"/>
-        </w:rPr>
-        <w:t>교수</w:t>
-      </w:r>
-      <w:r>
-        <w:rPr>
-          <w:lang w:eastAsia="ko-KR"/>
-        </w:rPr>
-        <w:t xml:space="preserve"> </w:t>
+        <w:t xml:space="preserve"> 준비 메모, 교수 </w:t>
       </w:r>
       <w:proofErr w:type="spellStart"/>
       <w:r>
@@ -410,19 +157,7 @@
         <w:rPr>
           <w:lang w:eastAsia="ko-KR"/>
         </w:rPr>
-        <w:t xml:space="preserve"> </w:t>
-      </w:r>
-      <w:r>
-        <w:rPr>
-          <w:lang w:eastAsia="ko-KR"/>
-        </w:rPr>
-        <w:t>목표를</w:t>
-      </w:r>
-      <w:r>
-        <w:rPr>
-          <w:lang w:eastAsia="ko-KR"/>
-        </w:rPr>
-        <w:t xml:space="preserve"> </w:t>
+        <w:t xml:space="preserve"> 목표를 </w:t>
       </w:r>
       <w:proofErr w:type="spellStart"/>
       <w:r>
@@ -436,175 +171,7 @@
         <w:rPr>
           <w:lang w:eastAsia="ko-KR"/>
         </w:rPr>
-        <w:t xml:space="preserve"> </w:t>
-      </w:r>
-      <w:r>
-        <w:rPr>
-          <w:lang w:eastAsia="ko-KR"/>
-        </w:rPr>
-        <w:t>연구</w:t>
-      </w:r>
-      <w:r>
-        <w:rPr>
-          <w:lang w:eastAsia="ko-KR"/>
-        </w:rPr>
-        <w:t xml:space="preserve"> brief, </w:t>
-      </w:r>
-      <w:r>
-        <w:rPr>
-          <w:lang w:eastAsia="ko-KR"/>
-        </w:rPr>
-        <w:t>실험</w:t>
-      </w:r>
-      <w:r>
-        <w:rPr>
-          <w:lang w:eastAsia="ko-KR"/>
-        </w:rPr>
-        <w:t xml:space="preserve"> </w:t>
-      </w:r>
-      <w:r>
-        <w:rPr>
-          <w:lang w:eastAsia="ko-KR"/>
-        </w:rPr>
-        <w:t>계획</w:t>
-      </w:r>
-      <w:r>
-        <w:rPr>
-          <w:lang w:eastAsia="ko-KR"/>
-        </w:rPr>
-        <w:t xml:space="preserve">, MVP </w:t>
-      </w:r>
-      <w:r>
-        <w:rPr>
-          <w:lang w:eastAsia="ko-KR"/>
-        </w:rPr>
-        <w:t>검증</w:t>
-      </w:r>
-      <w:r>
-        <w:rPr>
-          <w:lang w:eastAsia="ko-KR"/>
-        </w:rPr>
-        <w:t xml:space="preserve"> </w:t>
-      </w:r>
-      <w:r>
-        <w:rPr>
-          <w:lang w:eastAsia="ko-KR"/>
-        </w:rPr>
-        <w:t>계획</w:t>
-      </w:r>
-      <w:r>
-        <w:rPr>
-          <w:lang w:eastAsia="ko-KR"/>
-        </w:rPr>
-        <w:t>, 48</w:t>
-      </w:r>
-      <w:r>
-        <w:rPr>
-          <w:lang w:eastAsia="ko-KR"/>
-        </w:rPr>
-        <w:t>시간</w:t>
-      </w:r>
-      <w:r>
-        <w:rPr>
-          <w:lang w:eastAsia="ko-KR"/>
-        </w:rPr>
-        <w:t xml:space="preserve"> </w:t>
-      </w:r>
-      <w:r>
-        <w:rPr>
-          <w:lang w:eastAsia="ko-KR"/>
-        </w:rPr>
-        <w:t>실행</w:t>
-      </w:r>
-      <w:r>
-        <w:rPr>
-          <w:lang w:eastAsia="ko-KR"/>
-        </w:rPr>
-        <w:t xml:space="preserve"> </w:t>
-      </w:r>
-      <w:r>
-        <w:rPr>
-          <w:lang w:eastAsia="ko-KR"/>
-        </w:rPr>
-        <w:t>계획</w:t>
-      </w:r>
-      <w:r>
-        <w:rPr>
-          <w:lang w:eastAsia="ko-KR"/>
-        </w:rPr>
-        <w:t xml:space="preserve">, </w:t>
-      </w:r>
-      <w:r>
-        <w:rPr>
-          <w:lang w:eastAsia="ko-KR"/>
-        </w:rPr>
-        <w:t>지도교수</w:t>
-      </w:r>
-      <w:r>
-        <w:rPr>
-          <w:lang w:eastAsia="ko-KR"/>
-        </w:rPr>
-        <w:t xml:space="preserve"> </w:t>
-      </w:r>
-      <w:r>
-        <w:rPr>
-          <w:lang w:eastAsia="ko-KR"/>
-        </w:rPr>
-        <w:t>업데이트</w:t>
-      </w:r>
-      <w:r>
-        <w:rPr>
-          <w:lang w:eastAsia="ko-KR"/>
-        </w:rPr>
-        <w:t xml:space="preserve"> </w:t>
-      </w:r>
-      <w:r>
-        <w:rPr>
-          <w:lang w:eastAsia="ko-KR"/>
-        </w:rPr>
-        <w:t>메시지</w:t>
-      </w:r>
-      <w:r>
-        <w:rPr>
-          <w:lang w:eastAsia="ko-KR"/>
-        </w:rPr>
-        <w:t xml:space="preserve">, </w:t>
-      </w:r>
-      <w:r>
-        <w:rPr>
-          <w:lang w:eastAsia="ko-KR"/>
-        </w:rPr>
-        <w:t>실행</w:t>
-      </w:r>
-      <w:r>
-        <w:rPr>
-          <w:lang w:eastAsia="ko-KR"/>
-        </w:rPr>
-        <w:t xml:space="preserve"> </w:t>
-      </w:r>
-      <w:r>
-        <w:rPr>
-          <w:lang w:eastAsia="ko-KR"/>
-        </w:rPr>
-        <w:t>로그를</w:t>
-      </w:r>
-      <w:r>
-        <w:rPr>
-          <w:lang w:eastAsia="ko-KR"/>
-        </w:rPr>
-        <w:t xml:space="preserve"> </w:t>
-      </w:r>
-      <w:r>
-        <w:rPr>
-          <w:lang w:eastAsia="ko-KR"/>
-        </w:rPr>
-        <w:t>생성한다</w:t>
-      </w:r>
-      <w:r>
-        <w:rPr>
-          <w:lang w:eastAsia="ko-KR"/>
-        </w:rPr>
-        <w:t>.</w:t>
+        <w:t xml:space="preserve"> 연구 brief, 실험 계획, MVP 검증 계획, 48시간 실행 계획, 지도교수 업데이트 메시지, 실행 로그를 생성한다.</w:t>
       </w:r>
     </w:p>
     <w:p>
@@ -618,313 +185,7 @@
         <w:rPr>
           <w:lang w:eastAsia="ko-KR"/>
         </w:rPr>
-        <w:t>시스템은</w:t>
-      </w:r>
-      <w:r>
-        <w:rPr>
-          <w:lang w:eastAsia="ko-KR"/>
-        </w:rPr>
-        <w:t xml:space="preserve"> </w:t>
-      </w:r>
-      <w:r>
-        <w:rPr>
-          <w:lang w:eastAsia="ko-KR"/>
-        </w:rPr>
-        <w:t>최종</w:t>
-      </w:r>
-      <w:r>
-        <w:rPr>
-          <w:lang w:eastAsia="ko-KR"/>
-        </w:rPr>
-        <w:t xml:space="preserve"> </w:t>
-      </w:r>
-      <w:r>
-        <w:rPr>
-          <w:lang w:eastAsia="ko-KR"/>
-        </w:rPr>
-        <w:t>논문</w:t>
-      </w:r>
-      <w:r>
-        <w:rPr>
-          <w:lang w:eastAsia="ko-KR"/>
-        </w:rPr>
-        <w:t xml:space="preserve"> </w:t>
-      </w:r>
-      <w:r>
-        <w:rPr>
-          <w:lang w:eastAsia="ko-KR"/>
-        </w:rPr>
-        <w:t>자동</w:t>
-      </w:r>
-      <w:r>
-        <w:rPr>
-          <w:lang w:eastAsia="ko-KR"/>
-        </w:rPr>
-        <w:t xml:space="preserve"> </w:t>
-      </w:r>
-      <w:r>
-        <w:rPr>
-          <w:lang w:eastAsia="ko-KR"/>
-        </w:rPr>
-        <w:t>생성기가</w:t>
-      </w:r>
-      <w:r>
-        <w:rPr>
-          <w:lang w:eastAsia="ko-KR"/>
-        </w:rPr>
-        <w:t xml:space="preserve"> </w:t>
-      </w:r>
-      <w:r>
-        <w:rPr>
-          <w:lang w:eastAsia="ko-KR"/>
-        </w:rPr>
-        <w:t>아니라</w:t>
-      </w:r>
-      <w:r>
-        <w:rPr>
-          <w:lang w:eastAsia="ko-KR"/>
-        </w:rPr>
-        <w:t xml:space="preserve"> </w:t>
-      </w:r>
-      <w:r>
-        <w:rPr>
-          <w:lang w:eastAsia="ko-KR"/>
-        </w:rPr>
-        <w:t>연구</w:t>
-      </w:r>
-      <w:r>
-        <w:rPr>
-          <w:lang w:eastAsia="ko-KR"/>
-        </w:rPr>
-        <w:t xml:space="preserve"> </w:t>
-      </w:r>
-      <w:r>
-        <w:rPr>
-          <w:lang w:eastAsia="ko-KR"/>
-        </w:rPr>
-        <w:t>계획</w:t>
-      </w:r>
-      <w:r>
-        <w:rPr>
-          <w:lang w:eastAsia="ko-KR"/>
-        </w:rPr>
-        <w:t xml:space="preserve"> </w:t>
-      </w:r>
-      <w:r>
-        <w:rPr>
-          <w:lang w:eastAsia="ko-KR"/>
-        </w:rPr>
-        <w:t>및</w:t>
-      </w:r>
-      <w:r>
-        <w:rPr>
-          <w:lang w:eastAsia="ko-KR"/>
-        </w:rPr>
-        <w:t xml:space="preserve"> </w:t>
-      </w:r>
-      <w:r>
-        <w:rPr>
-          <w:lang w:eastAsia="ko-KR"/>
-        </w:rPr>
-        <w:t>실행</w:t>
-      </w:r>
-      <w:r>
-        <w:rPr>
-          <w:lang w:eastAsia="ko-KR"/>
-        </w:rPr>
-        <w:t xml:space="preserve"> </w:t>
-      </w:r>
-      <w:r>
-        <w:rPr>
-          <w:lang w:eastAsia="ko-KR"/>
-        </w:rPr>
-        <w:t>보조</w:t>
-      </w:r>
-      <w:r>
-        <w:rPr>
-          <w:lang w:eastAsia="ko-KR"/>
-        </w:rPr>
-        <w:t xml:space="preserve"> </w:t>
-      </w:r>
-      <w:r>
-        <w:rPr>
-          <w:lang w:eastAsia="ko-KR"/>
-        </w:rPr>
-        <w:t>도구로</w:t>
-      </w:r>
-      <w:r>
-        <w:rPr>
-          <w:lang w:eastAsia="ko-KR"/>
-        </w:rPr>
-        <w:t xml:space="preserve"> </w:t>
-      </w:r>
-      <w:r>
-        <w:rPr>
-          <w:lang w:eastAsia="ko-KR"/>
-        </w:rPr>
-        <w:t>설계되었다</w:t>
-      </w:r>
-      <w:r>
-        <w:rPr>
-          <w:lang w:eastAsia="ko-KR"/>
-        </w:rPr>
-        <w:t xml:space="preserve">. </w:t>
-      </w:r>
-      <w:r>
-        <w:rPr>
-          <w:lang w:eastAsia="ko-KR"/>
-        </w:rPr>
-        <w:t>불확실한</w:t>
-      </w:r>
-      <w:r>
-        <w:rPr>
-          <w:lang w:eastAsia="ko-KR"/>
-        </w:rPr>
-        <w:t xml:space="preserve"> </w:t>
-      </w:r>
-      <w:r>
-        <w:rPr>
-          <w:lang w:eastAsia="ko-KR"/>
-        </w:rPr>
-        <w:t>가정</w:t>
-      </w:r>
-      <w:r>
-        <w:rPr>
-          <w:lang w:eastAsia="ko-KR"/>
-        </w:rPr>
-        <w:t xml:space="preserve">, </w:t>
-      </w:r>
-      <w:r>
-        <w:rPr>
-          <w:lang w:eastAsia="ko-KR"/>
-        </w:rPr>
-        <w:t>누락된</w:t>
-      </w:r>
-      <w:r>
-        <w:rPr>
-          <w:lang w:eastAsia="ko-KR"/>
-        </w:rPr>
-        <w:t xml:space="preserve"> </w:t>
-      </w:r>
-      <w:r>
-        <w:rPr>
-          <w:lang w:eastAsia="ko-KR"/>
-        </w:rPr>
-        <w:t>데이터셋</w:t>
-      </w:r>
-      <w:r>
-        <w:rPr>
-          <w:lang w:eastAsia="ko-KR"/>
-        </w:rPr>
-        <w:t xml:space="preserve">, </w:t>
-      </w:r>
-      <w:r>
-        <w:rPr>
-          <w:lang w:eastAsia="ko-KR"/>
-        </w:rPr>
-        <w:t>실행</w:t>
-      </w:r>
-      <w:r>
-        <w:rPr>
-          <w:lang w:eastAsia="ko-KR"/>
-        </w:rPr>
-        <w:t xml:space="preserve"> </w:t>
-      </w:r>
-      <w:r>
-        <w:rPr>
-          <w:lang w:eastAsia="ko-KR"/>
-        </w:rPr>
-        <w:t>실패</w:t>
-      </w:r>
-      <w:r>
-        <w:rPr>
-          <w:lang w:eastAsia="ko-KR"/>
-        </w:rPr>
-        <w:t>, scope issue</w:t>
-      </w:r>
-      <w:r>
-        <w:rPr>
-          <w:lang w:eastAsia="ko-KR"/>
-        </w:rPr>
-        <w:t>는</w:t>
-      </w:r>
-      <w:r>
-        <w:rPr>
-          <w:lang w:eastAsia="ko-KR"/>
-        </w:rPr>
-        <w:t xml:space="preserve"> run log</w:t>
-      </w:r>
-      <w:r>
-        <w:rPr>
-          <w:lang w:eastAsia="ko-KR"/>
-        </w:rPr>
-        <w:t>에</w:t>
-      </w:r>
-      <w:r>
-        <w:rPr>
-          <w:lang w:eastAsia="ko-KR"/>
-        </w:rPr>
-        <w:t xml:space="preserve"> </w:t>
-      </w:r>
-      <w:r>
-        <w:rPr>
-          <w:lang w:eastAsia="ko-KR"/>
-        </w:rPr>
-        <w:t>기록되어</w:t>
-      </w:r>
-      <w:r>
-        <w:rPr>
-          <w:lang w:eastAsia="ko-KR"/>
-        </w:rPr>
-        <w:t xml:space="preserve"> </w:t>
-      </w:r>
-      <w:r>
-        <w:rPr>
-          <w:lang w:eastAsia="ko-KR"/>
-        </w:rPr>
-        <w:t>사용자가</w:t>
-      </w:r>
-      <w:r>
-        <w:rPr>
-          <w:lang w:eastAsia="ko-KR"/>
-        </w:rPr>
-        <w:t xml:space="preserve"> </w:t>
-      </w:r>
-      <w:r>
-        <w:rPr>
-          <w:lang w:eastAsia="ko-KR"/>
-        </w:rPr>
-        <w:t>검토할</w:t>
-      </w:r>
-      <w:r>
-        <w:rPr>
-          <w:lang w:eastAsia="ko-KR"/>
-        </w:rPr>
-        <w:t xml:space="preserve"> </w:t>
-      </w:r>
-      <w:r>
-        <w:rPr>
-          <w:lang w:eastAsia="ko-KR"/>
-        </w:rPr>
-        <w:t>수</w:t>
-      </w:r>
-      <w:r>
-        <w:rPr>
-          <w:lang w:eastAsia="ko-KR"/>
-        </w:rPr>
-        <w:t xml:space="preserve"> </w:t>
-      </w:r>
-      <w:r>
-        <w:rPr>
-          <w:lang w:eastAsia="ko-KR"/>
-        </w:rPr>
-        <w:t>있다</w:t>
-      </w:r>
-      <w:r>
-        <w:rPr>
-          <w:lang w:eastAsia="ko-KR"/>
-        </w:rPr>
-        <w:t>.</w:t>
+        <w:t>시스템은 최종 논문 자동 생성기가 아니라 연구 계획 및 실행 보조 도구로 설계되었다. 불확실한 가정, 누락된 데이터셋, 실행 실패, scope issue는 run log에 기록되어 사용자가 검토할 수 있다.</w:t>
       </w:r>
     </w:p>
     <w:p>
@@ -970,169 +231,7 @@
         <w:rPr>
           <w:lang w:eastAsia="ko-KR"/>
         </w:rPr>
-        <w:t>권장</w:t>
-      </w:r>
-      <w:r>
-        <w:rPr>
-          <w:lang w:eastAsia="ko-KR"/>
-        </w:rPr>
-        <w:t xml:space="preserve"> Python </w:t>
-      </w:r>
-      <w:r>
-        <w:rPr>
-          <w:lang w:eastAsia="ko-KR"/>
-        </w:rPr>
-        <w:t>버전은</w:t>
-      </w:r>
-      <w:r>
-        <w:rPr>
-          <w:lang w:eastAsia="ko-KR"/>
-        </w:rPr>
-        <w:t xml:space="preserve"> 3.10 </w:t>
-      </w:r>
-      <w:r>
-        <w:rPr>
-          <w:lang w:eastAsia="ko-KR"/>
-        </w:rPr>
-        <w:t>또는</w:t>
-      </w:r>
-      <w:r>
-        <w:rPr>
-          <w:lang w:eastAsia="ko-KR"/>
-        </w:rPr>
-        <w:t xml:space="preserve"> 3.11</w:t>
-      </w:r>
-      <w:r>
-        <w:rPr>
-          <w:lang w:eastAsia="ko-KR"/>
-        </w:rPr>
-        <w:t>이다</w:t>
-      </w:r>
-      <w:r>
-        <w:rPr>
-          <w:lang w:eastAsia="ko-KR"/>
-        </w:rPr>
-        <w:t xml:space="preserve">. </w:t>
-      </w:r>
-      <w:r>
-        <w:rPr>
-          <w:lang w:eastAsia="ko-KR"/>
-        </w:rPr>
-        <w:t>제출</w:t>
-      </w:r>
-      <w:r>
-        <w:rPr>
-          <w:lang w:eastAsia="ko-KR"/>
-        </w:rPr>
-        <w:t xml:space="preserve"> ZIP</w:t>
-      </w:r>
-      <w:r>
-        <w:rPr>
-          <w:lang w:eastAsia="ko-KR"/>
-        </w:rPr>
-        <w:t>을</w:t>
-      </w:r>
-      <w:r>
-        <w:rPr>
-          <w:lang w:eastAsia="ko-KR"/>
-        </w:rPr>
-        <w:t xml:space="preserve"> </w:t>
-      </w:r>
-      <w:r>
-        <w:rPr>
-          <w:lang w:eastAsia="ko-KR"/>
-        </w:rPr>
-        <w:t>압축</w:t>
-      </w:r>
-      <w:r>
-        <w:rPr>
-          <w:lang w:eastAsia="ko-KR"/>
-        </w:rPr>
-        <w:t xml:space="preserve"> </w:t>
-      </w:r>
-      <w:r>
-        <w:rPr>
-          <w:lang w:eastAsia="ko-KR"/>
-        </w:rPr>
-        <w:t>해제한</w:t>
-      </w:r>
-      <w:r>
-        <w:rPr>
-          <w:lang w:eastAsia="ko-KR"/>
-        </w:rPr>
-        <w:t xml:space="preserve"> </w:t>
-      </w:r>
-      <w:r>
-        <w:rPr>
-          <w:lang w:eastAsia="ko-KR"/>
-        </w:rPr>
-        <w:t>뒤</w:t>
-      </w:r>
-      <w:r>
-        <w:rPr>
-          <w:lang w:eastAsia="ko-KR"/>
-        </w:rPr>
-        <w:t xml:space="preserve"> </w:t>
-      </w:r>
-      <w:r>
-        <w:rPr>
-          <w:lang w:eastAsia="ko-KR"/>
-        </w:rPr>
-        <w:t>프로젝트</w:t>
-      </w:r>
-      <w:r>
-        <w:rPr>
-          <w:lang w:eastAsia="ko-KR"/>
-        </w:rPr>
-        <w:t xml:space="preserve"> </w:t>
-      </w:r>
-      <w:r>
-        <w:rPr>
-          <w:lang w:eastAsia="ko-KR"/>
-        </w:rPr>
-        <w:t>폴더에서</w:t>
-      </w:r>
-      <w:r>
-        <w:rPr>
-          <w:lang w:eastAsia="ko-KR"/>
-        </w:rPr>
-        <w:t xml:space="preserve"> </w:t>
-      </w:r>
-      <w:r>
-        <w:rPr>
-          <w:lang w:eastAsia="ko-KR"/>
-        </w:rPr>
-        <w:t>다음</w:t>
-      </w:r>
-      <w:r>
-        <w:rPr>
-          <w:lang w:eastAsia="ko-KR"/>
-        </w:rPr>
-        <w:t xml:space="preserve"> </w:t>
-      </w:r>
-      <w:r>
-        <w:rPr>
-          <w:lang w:eastAsia="ko-KR"/>
-        </w:rPr>
-        <w:t>명령어를</w:t>
-      </w:r>
-      <w:r>
-        <w:rPr>
-          <w:lang w:eastAsia="ko-KR"/>
-        </w:rPr>
-        <w:t xml:space="preserve"> </w:t>
-      </w:r>
-      <w:r>
-        <w:rPr>
-          <w:lang w:eastAsia="ko-KR"/>
-        </w:rPr>
-        <w:t>실행한다</w:t>
-      </w:r>
-      <w:r>
-        <w:rPr>
-          <w:lang w:eastAsia="ko-KR"/>
-        </w:rPr>
-        <w:t>.</w:t>
+        <w:t>권장 Python 버전은 3.10 또는 3.11이다. 제출 ZIP을 압축 해제한 뒤 프로젝트 폴더에서 다음 명령어를 실행한다.</w:t>
       </w:r>
     </w:p>
     <w:p>
@@ -1245,31 +344,50 @@
         <w:spacing w:after="60" w:line="252" w:lineRule="auto"/>
       </w:pPr>
       <w:r>
-        <w:t>Windows PowerShell</w:t>
+        <w:t xml:space="preserve">Windows PowerShell에서는 </w:t>
       </w:r>
+      <w:proofErr w:type="spellStart"/>
       <w:r>
-        <w:t>에서는</w:t>
+        <w:t>다음과</w:t>
       </w:r>
+      <w:proofErr w:type="spellEnd"/>
       <w:r>
         <w:t xml:space="preserve"> </w:t>
       </w:r>
+      <w:proofErr w:type="spellStart"/>
       <w:r>
-        <w:t>다음과</w:t>
+        <w:t>같이</w:t>
       </w:r>
+      <w:proofErr w:type="spellEnd"/>
       <w:r>
         <w:t xml:space="preserve"> </w:t>
       </w:r>
-      <w:r>
-        <w:t>같이</w:t>
-      </w:r>
-      <w:r>
-        <w:t xml:space="preserve"> </w:t>
-      </w:r>
+      <w:proofErr w:type="spellStart"/>
       <w:r>
         <w:t>실행한다</w:t>
       </w:r>
+      <w:proofErr w:type="spellEnd"/>
       <w:r>
         <w:t>.</w:t>
+      </w:r>
+    </w:p>
+    <w:p>
+      <w:pPr>
+        <w:spacing w:after="40"/>
+        <w:ind w:left="170"/>
+        <w:rPr>
+          <w:rFonts w:hint="eastAsia"/>
+          <w:color w:val="76923C" w:themeColor="accent3" w:themeShade="BF"/>
+          <w:lang w:eastAsia="ko-KR"/>
+        </w:rPr>
+      </w:pPr>
+      <w:r>
+        <w:rPr>
+          <w:rFonts w:ascii="Consolas" w:hAnsi="Consolas"/>
+          <w:color w:val="76923C" w:themeColor="accent3" w:themeShade="BF"/>
+          <w:sz w:val="17"/>
+        </w:rPr>
+        <w:t>pip install -r requirements.txt</w:t>
       </w:r>
     </w:p>
     <w:p>
@@ -1428,6 +546,7 @@
           <w:rFonts w:ascii="Consolas" w:hAnsi="Consolas"/>
           <w:color w:val="76923C" w:themeColor="accent3" w:themeShade="BF"/>
           <w:sz w:val="17"/>
+          <w:lang w:eastAsia="ko-KR"/>
         </w:rPr>
       </w:pPr>
       <w:r>
@@ -1469,7 +588,20 @@
         <w:rPr>
           <w:lang w:eastAsia="ko-KR"/>
         </w:rPr>
-        <w:t>run_research_pilot</w:t>
+        <w:t>run_research_</w:t>
+      </w:r>
+      <w:r>
+        <w:rPr>
+          <w:rFonts w:hint="eastAsia"/>
+          <w:lang w:eastAsia="ko-KR"/>
+        </w:rPr>
+        <w:t>co</w:t>
+      </w:r>
+      <w:r>
+        <w:rPr>
+          <w:lang w:eastAsia="ko-KR"/>
+        </w:rPr>
+        <w:t>pilot</w:t>
       </w:r>
       <w:proofErr w:type="spellEnd"/>
       <w:r>
@@ -1533,13 +665,7 @@
         <w:rPr>
           <w:lang w:eastAsia="ko-KR"/>
         </w:rPr>
-        <w:t xml:space="preserve"> Markdown 및 JSON 파일로 저장된다.</w:t>
-      </w:r>
-      <w:r>
-        <w:rPr>
-          <w:lang w:eastAsia="ko-KR"/>
-        </w:rPr>
-        <w:t xml:space="preserve"> </w:t>
+        <w:t xml:space="preserve"> Markdown 및 JSON 파일로 저장된다. </w:t>
       </w:r>
     </w:p>
     <w:p>
@@ -1547,10 +673,7 @@
         <w:pStyle w:val="1"/>
       </w:pPr>
       <w:r>
-        <w:t>3</w:t>
-      </w:r>
-      <w:r>
-        <w:t xml:space="preserve">. </w:t>
+        <w:t xml:space="preserve">3. </w:t>
       </w:r>
       <w:proofErr w:type="spellStart"/>
       <w:r>
@@ -1607,21 +730,7 @@
                 <w:b/>
                 <w:sz w:val="17"/>
               </w:rPr>
-              <w:t>구현</w:t>
-            </w:r>
-            <w:r>
-              <w:rPr>
-                <w:b/>
-                <w:sz w:val="17"/>
-              </w:rPr>
-              <w:t xml:space="preserve"> </w:t>
-            </w:r>
-            <w:r>
-              <w:rPr>
-                <w:b/>
-                <w:sz w:val="17"/>
-              </w:rPr>
-              <w:t>근거</w:t>
+              <w:t>구현 근거</w:t>
             </w:r>
           </w:p>
         </w:tc>
@@ -1639,19 +748,7 @@
               <w:rPr>
                 <w:sz w:val="17"/>
               </w:rPr>
-              <w:t>허용</w:t>
-            </w:r>
-            <w:r>
-              <w:rPr>
-                <w:sz w:val="17"/>
-              </w:rPr>
-              <w:t xml:space="preserve"> framework </w:t>
-            </w:r>
-            <w:r>
-              <w:rPr>
-                <w:sz w:val="17"/>
-              </w:rPr>
-              <w:t>사용</w:t>
+              <w:t>허용 framework 사용</w:t>
             </w:r>
           </w:p>
         </w:tc>
@@ -1664,43 +761,7 @@
               <w:rPr>
                 <w:sz w:val="17"/>
               </w:rPr>
-              <w:t>agents.py, tasks.py, crew_runner.py</w:t>
-            </w:r>
-            <w:r>
-              <w:rPr>
-                <w:sz w:val="17"/>
-              </w:rPr>
-              <w:t>에서</w:t>
-            </w:r>
-            <w:r>
-              <w:rPr>
-                <w:sz w:val="17"/>
-              </w:rPr>
-              <w:t xml:space="preserve"> CrewAI Agent, Task, Crew, Process.sequential</w:t>
-            </w:r>
-            <w:r>
-              <w:rPr>
-                <w:sz w:val="17"/>
-              </w:rPr>
-              <w:t>을</w:t>
-            </w:r>
-            <w:r>
-              <w:rPr>
-                <w:sz w:val="17"/>
-              </w:rPr>
-              <w:t xml:space="preserve"> </w:t>
-            </w:r>
-            <w:r>
-              <w:rPr>
-                <w:sz w:val="17"/>
-              </w:rPr>
-              <w:t>사용한다</w:t>
-            </w:r>
-            <w:r>
-              <w:rPr>
-                <w:sz w:val="17"/>
-              </w:rPr>
-              <w:t>.</w:t>
+              <w:t>agents.py, tasks.py, crew_runner.py에서 CrewAI Agent, Task, Crew, Process.sequential을 사용한다.</w:t>
             </w:r>
           </w:p>
         </w:tc>
@@ -1718,31 +779,7 @@
               <w:rPr>
                 <w:sz w:val="17"/>
               </w:rPr>
-              <w:t>5</w:t>
-            </w:r>
-            <w:r>
-              <w:rPr>
-                <w:sz w:val="17"/>
-              </w:rPr>
-              <w:t>개</w:t>
-            </w:r>
-            <w:r>
-              <w:rPr>
-                <w:sz w:val="17"/>
-              </w:rPr>
-              <w:t xml:space="preserve"> </w:t>
-            </w:r>
-            <w:r>
-              <w:rPr>
-                <w:sz w:val="17"/>
-              </w:rPr>
-              <w:t>이상</w:t>
-            </w:r>
-            <w:r>
-              <w:rPr>
-                <w:sz w:val="17"/>
-              </w:rPr>
-              <w:t xml:space="preserve"> agent</w:t>
+              <w:t>5개 이상 agent</w:t>
             </w:r>
           </w:p>
         </w:tc>
@@ -1755,165 +792,7 @@
               <w:rPr>
                 <w:sz w:val="17"/>
               </w:rPr>
-              <w:t>Intake &amp; Triage, Research Question Architect, Literature Scout, Experiment Designer, Startup Validator, Execution Planner, Harsh Reviewer, Report Writer</w:t>
-            </w:r>
-            <w:r>
-              <w:rPr>
-                <w:sz w:val="17"/>
-              </w:rPr>
-              <w:t>의</w:t>
-            </w:r>
-            <w:r>
-              <w:rPr>
-                <w:sz w:val="17"/>
-              </w:rPr>
-              <w:t xml:space="preserve"> 8</w:t>
-            </w:r>
-            <w:r>
-              <w:rPr>
-                <w:sz w:val="17"/>
-              </w:rPr>
-              <w:t>개</w:t>
-            </w:r>
-            <w:r>
-              <w:rPr>
-                <w:sz w:val="17"/>
-              </w:rPr>
-              <w:t xml:space="preserve"> agent</w:t>
-            </w:r>
-            <w:r>
-              <w:rPr>
-                <w:sz w:val="17"/>
-              </w:rPr>
-              <w:t>를</w:t>
-            </w:r>
-            <w:r>
-              <w:rPr>
-                <w:sz w:val="17"/>
-              </w:rPr>
-              <w:t xml:space="preserve"> </w:t>
-            </w:r>
-            <w:r>
-              <w:rPr>
-                <w:sz w:val="17"/>
-              </w:rPr>
-              <w:t>구현했다</w:t>
-            </w:r>
-            <w:r>
-              <w:rPr>
-                <w:sz w:val="17"/>
-              </w:rPr>
-              <w:t>.</w:t>
-            </w:r>
-          </w:p>
-        </w:tc>
-      </w:tr>
-      <w:tr>
-        <w:trPr>
-          <w:jc w:val="center"/>
-        </w:trPr>
-        <w:tc>
-          <w:tcPr>
-            <w:tcW w:w="5270" w:type="dxa"/>
-          </w:tcPr>
-          <w:p>
-            <w:r>
-              <w:rPr>
-                <w:sz w:val="17"/>
-              </w:rPr>
-              <w:t>5</w:t>
-            </w:r>
-            <w:r>
-              <w:rPr>
-                <w:sz w:val="17"/>
-              </w:rPr>
-              <w:t>개</w:t>
-            </w:r>
-            <w:r>
-              <w:rPr>
-                <w:sz w:val="17"/>
-              </w:rPr>
-              <w:t xml:space="preserve"> </w:t>
-            </w:r>
-            <w:r>
-              <w:rPr>
-                <w:sz w:val="17"/>
-              </w:rPr>
-              <w:t>이상</w:t>
-            </w:r>
-            <w:r>
-              <w:rPr>
-                <w:sz w:val="17"/>
-              </w:rPr>
-              <w:t xml:space="preserve"> design pattern</w:t>
-            </w:r>
-          </w:p>
-        </w:tc>
-        <w:tc>
-          <w:tcPr>
-            <w:tcW w:w="5270" w:type="dxa"/>
-          </w:tcPr>
-          <w:p>
-            <w:r>
-              <w:rPr>
-                <w:sz w:val="17"/>
-              </w:rPr>
-              <w:t xml:space="preserve">multi-agent collaboration, prompt chaining, routing, tool use, </w:t>
-            </w:r>
-            <w:r>
-              <w:rPr>
-                <w:sz w:val="17"/>
-              </w:rPr>
-              <w:lastRenderedPageBreak/>
-              <w:t xml:space="preserve">reflection, memory, guardrails, exception handling, evaluation logging </w:t>
-            </w:r>
-            <w:r>
-              <w:rPr>
-                <w:sz w:val="17"/>
-              </w:rPr>
-              <w:t>등</w:t>
-            </w:r>
-            <w:r>
-              <w:rPr>
-                <w:sz w:val="17"/>
-              </w:rPr>
-              <w:t xml:space="preserve"> 9</w:t>
-            </w:r>
-            <w:r>
-              <w:rPr>
-                <w:sz w:val="17"/>
-              </w:rPr>
-              <w:t>개</w:t>
-            </w:r>
-            <w:r>
-              <w:rPr>
-                <w:sz w:val="17"/>
-              </w:rPr>
-              <w:t xml:space="preserve"> pattern</w:t>
-            </w:r>
-            <w:r>
-              <w:rPr>
-                <w:sz w:val="17"/>
-              </w:rPr>
-              <w:t>을</w:t>
-            </w:r>
-            <w:r>
-              <w:rPr>
-                <w:sz w:val="17"/>
-              </w:rPr>
-              <w:t xml:space="preserve"> </w:t>
-            </w:r>
-            <w:r>
-              <w:rPr>
-                <w:sz w:val="17"/>
-              </w:rPr>
-              <w:t>구현했다</w:t>
-            </w:r>
-            <w:r>
-              <w:rPr>
-                <w:sz w:val="17"/>
-              </w:rPr>
-              <w:t>.</w:t>
+              <w:t>Intake &amp; Triage, Research Question Architect, Literature Scout, Experiment Designer, Startup Validator, Execution Planner, Harsh Reviewer, Report Writer의 8개 agent를 구현했다.</w:t>
             </w:r>
           </w:p>
         </w:tc>
@@ -1932,19 +811,7 @@
                 <w:sz w:val="17"/>
               </w:rPr>
               <w:lastRenderedPageBreak/>
-              <w:t>독립</w:t>
-            </w:r>
-            <w:r>
-              <w:rPr>
-                <w:sz w:val="17"/>
-              </w:rPr>
-              <w:t xml:space="preserve"> </w:t>
-            </w:r>
-            <w:r>
-              <w:rPr>
-                <w:sz w:val="17"/>
-              </w:rPr>
-              <w:t>시스템</w:t>
+              <w:t>5개 이상 design pattern</w:t>
             </w:r>
           </w:p>
         </w:tc>
@@ -1957,115 +824,7 @@
               <w:rPr>
                 <w:sz w:val="17"/>
               </w:rPr>
-              <w:t>Homework #1</w:t>
-            </w:r>
-            <w:r>
-              <w:rPr>
-                <w:sz w:val="17"/>
-              </w:rPr>
-              <w:t>의</w:t>
-            </w:r>
-            <w:r>
-              <w:rPr>
-                <w:sz w:val="17"/>
-              </w:rPr>
-              <w:t xml:space="preserve"> LangGraph </w:t>
-            </w:r>
-            <w:r>
-              <w:rPr>
-                <w:sz w:val="17"/>
-              </w:rPr>
-              <w:t>기반</w:t>
-            </w:r>
-            <w:r>
-              <w:rPr>
-                <w:sz w:val="17"/>
-              </w:rPr>
-              <w:t xml:space="preserve"> Re:mind </w:t>
-            </w:r>
-            <w:r>
-              <w:rPr>
-                <w:sz w:val="17"/>
-              </w:rPr>
-              <w:t>상담</w:t>
-            </w:r>
-            <w:r>
-              <w:rPr>
-                <w:sz w:val="17"/>
-              </w:rPr>
-              <w:t xml:space="preserve"> </w:t>
-            </w:r>
-            <w:r>
-              <w:rPr>
-                <w:sz w:val="17"/>
-              </w:rPr>
-              <w:t>기록</w:t>
-            </w:r>
-            <w:r>
-              <w:rPr>
-                <w:sz w:val="17"/>
-              </w:rPr>
-              <w:t xml:space="preserve"> </w:t>
-            </w:r>
-            <w:r>
-              <w:rPr>
-                <w:sz w:val="17"/>
-              </w:rPr>
-              <w:t>시스템과</w:t>
-            </w:r>
-            <w:r>
-              <w:rPr>
-                <w:sz w:val="17"/>
-              </w:rPr>
-              <w:t xml:space="preserve"> </w:t>
-            </w:r>
-            <w:r>
-              <w:rPr>
-                <w:sz w:val="17"/>
-              </w:rPr>
-              <w:t>독립적인</w:t>
-            </w:r>
-            <w:r>
-              <w:rPr>
-                <w:sz w:val="17"/>
-              </w:rPr>
-              <w:t xml:space="preserve"> CrewAI </w:t>
-            </w:r>
-            <w:r>
-              <w:rPr>
-                <w:sz w:val="17"/>
-              </w:rPr>
-              <w:t>연구</w:t>
-            </w:r>
-            <w:r>
-              <w:rPr>
-                <w:sz w:val="17"/>
-              </w:rPr>
-              <w:t xml:space="preserve"> </w:t>
-            </w:r>
-            <w:r>
-              <w:rPr>
-                <w:sz w:val="17"/>
-              </w:rPr>
-              <w:t>계획</w:t>
-            </w:r>
-            <w:r>
-              <w:rPr>
-                <w:sz w:val="17"/>
-              </w:rPr>
-              <w:t xml:space="preserve"> assistant</w:t>
-            </w:r>
-            <w:r>
-              <w:rPr>
-                <w:sz w:val="17"/>
-              </w:rPr>
-              <w:t>이다</w:t>
-            </w:r>
-            <w:r>
-              <w:rPr>
-                <w:sz w:val="17"/>
-              </w:rPr>
-              <w:t>.</w:t>
+              <w:t>multi-agent collaboration, prompt chaining, routing, tool use, reflection, memory, guardrails, exception handling, evaluation logging 등 9개 pattern을 구현했다.</w:t>
             </w:r>
           </w:p>
         </w:tc>
@@ -2083,31 +842,38 @@
               <w:rPr>
                 <w:sz w:val="17"/>
               </w:rPr>
-              <w:t>실행</w:t>
+              <w:t>독립 시스템</w:t>
             </w:r>
+          </w:p>
+        </w:tc>
+        <w:tc>
+          <w:tcPr>
+            <w:tcW w:w="5270" w:type="dxa"/>
+          </w:tcPr>
+          <w:p>
             <w:r>
               <w:rPr>
                 <w:sz w:val="17"/>
               </w:rPr>
-              <w:t>/</w:t>
+              <w:t>Homework #1의 LangGraph 기반 Re:mind 상담 기록 시스템과 독립적인 CrewAI 연구 계획 assistant이다.</w:t>
             </w:r>
+          </w:p>
+        </w:tc>
+      </w:tr>
+      <w:tr>
+        <w:trPr>
+          <w:jc w:val="center"/>
+        </w:trPr>
+        <w:tc>
+          <w:tcPr>
+            <w:tcW w:w="5270" w:type="dxa"/>
+          </w:tcPr>
+          <w:p>
             <w:r>
               <w:rPr>
                 <w:sz w:val="17"/>
               </w:rPr>
-              <w:t>평가</w:t>
-            </w:r>
-            <w:r>
-              <w:rPr>
-                <w:sz w:val="17"/>
-              </w:rPr>
-              <w:t xml:space="preserve"> </w:t>
-            </w:r>
-            <w:r>
-              <w:rPr>
-                <w:sz w:val="17"/>
-              </w:rPr>
-              <w:t>용이성</w:t>
+              <w:t>실행/평가 용이성</w:t>
             </w:r>
           </w:p>
         </w:tc>
@@ -2474,21 +1240,7 @@
                 <w:b/>
                 <w:sz w:val="17"/>
               </w:rPr>
-              <w:t>주요</w:t>
-            </w:r>
-            <w:r>
-              <w:rPr>
-                <w:b/>
-                <w:sz w:val="17"/>
-              </w:rPr>
-              <w:t xml:space="preserve"> </w:t>
-            </w:r>
-            <w:r>
-              <w:rPr>
-                <w:b/>
-                <w:sz w:val="17"/>
-              </w:rPr>
-              <w:t>출력</w:t>
+              <w:t>주요 출력</w:t>
             </w:r>
           </w:p>
         </w:tc>
@@ -2525,49 +1277,7 @@
                 <w:sz w:val="17"/>
                 <w:lang w:eastAsia="ko-KR"/>
               </w:rPr>
-              <w:t>입력</w:t>
-            </w:r>
-            <w:r>
-              <w:rPr>
-                <w:sz w:val="17"/>
-                <w:lang w:eastAsia="ko-KR"/>
-              </w:rPr>
-              <w:t xml:space="preserve"> </w:t>
-            </w:r>
-            <w:r>
-              <w:rPr>
-                <w:sz w:val="17"/>
-                <w:lang w:eastAsia="ko-KR"/>
-              </w:rPr>
-              <w:t>분류</w:t>
-            </w:r>
-            <w:r>
-              <w:rPr>
-                <w:sz w:val="17"/>
-                <w:lang w:eastAsia="ko-KR"/>
-              </w:rPr>
-              <w:t xml:space="preserve"> </w:t>
-            </w:r>
-            <w:r>
-              <w:rPr>
-                <w:sz w:val="17"/>
-                <w:lang w:eastAsia="ko-KR"/>
-              </w:rPr>
-              <w:t>및</w:t>
-            </w:r>
-            <w:r>
-              <w:rPr>
-                <w:sz w:val="17"/>
-                <w:lang w:eastAsia="ko-KR"/>
-              </w:rPr>
-              <w:t xml:space="preserve"> route </w:t>
-            </w:r>
-            <w:r>
-              <w:rPr>
-                <w:sz w:val="17"/>
-                <w:lang w:eastAsia="ko-KR"/>
-              </w:rPr>
-              <w:t>선택</w:t>
+              <w:t>입력 분류 및 route 선택</w:t>
             </w:r>
           </w:p>
         </w:tc>
@@ -2617,63 +1327,7 @@
                 <w:sz w:val="17"/>
                 <w:lang w:eastAsia="ko-KR"/>
               </w:rPr>
-              <w:t>아이디어를</w:t>
-            </w:r>
-            <w:r>
-              <w:rPr>
-                <w:sz w:val="17"/>
-                <w:lang w:eastAsia="ko-KR"/>
-              </w:rPr>
-              <w:t xml:space="preserve"> </w:t>
-            </w:r>
-            <w:r>
-              <w:rPr>
-                <w:sz w:val="17"/>
-                <w:lang w:eastAsia="ko-KR"/>
-              </w:rPr>
-              <w:t>연구</w:t>
-            </w:r>
-            <w:r>
-              <w:rPr>
-                <w:sz w:val="17"/>
-                <w:lang w:eastAsia="ko-KR"/>
-              </w:rPr>
-              <w:t xml:space="preserve"> </w:t>
-            </w:r>
-            <w:r>
-              <w:rPr>
-                <w:sz w:val="17"/>
-                <w:lang w:eastAsia="ko-KR"/>
-              </w:rPr>
-              <w:t>질문과</w:t>
-            </w:r>
-            <w:r>
-              <w:rPr>
-                <w:sz w:val="17"/>
-                <w:lang w:eastAsia="ko-KR"/>
-              </w:rPr>
-              <w:t xml:space="preserve"> contribution</w:t>
-            </w:r>
-            <w:r>
-              <w:rPr>
-                <w:sz w:val="17"/>
-                <w:lang w:eastAsia="ko-KR"/>
-              </w:rPr>
-              <w:t>으로</w:t>
-            </w:r>
-            <w:r>
-              <w:rPr>
-                <w:sz w:val="17"/>
-                <w:lang w:eastAsia="ko-KR"/>
-              </w:rPr>
-              <w:t xml:space="preserve"> </w:t>
-            </w:r>
-            <w:r>
-              <w:rPr>
-                <w:sz w:val="17"/>
-                <w:lang w:eastAsia="ko-KR"/>
-              </w:rPr>
-              <w:t>정리</w:t>
+              <w:t>아이디어를 연구 질문과 contribution으로 정리</w:t>
             </w:r>
           </w:p>
         </w:tc>
@@ -2717,49 +1371,7 @@
               <w:rPr>
                 <w:sz w:val="17"/>
               </w:rPr>
-              <w:t xml:space="preserve">local paper card </w:t>
-            </w:r>
-            <w:r>
-              <w:rPr>
-                <w:sz w:val="17"/>
-              </w:rPr>
-              <w:t>기반</w:t>
-            </w:r>
-            <w:r>
-              <w:rPr>
-                <w:sz w:val="17"/>
-              </w:rPr>
-              <w:t xml:space="preserve"> </w:t>
-            </w:r>
-            <w:r>
-              <w:rPr>
-                <w:sz w:val="17"/>
-              </w:rPr>
-              <w:t>관련연구</w:t>
-            </w:r>
-            <w:r>
-              <w:rPr>
-                <w:sz w:val="17"/>
-              </w:rPr>
-              <w:t xml:space="preserve"> </w:t>
-            </w:r>
-            <w:r>
-              <w:rPr>
-                <w:sz w:val="17"/>
-              </w:rPr>
-              <w:t>방향</w:t>
-            </w:r>
-            <w:r>
-              <w:rPr>
-                <w:sz w:val="17"/>
-              </w:rPr>
-              <w:t xml:space="preserve"> </w:t>
-            </w:r>
-            <w:r>
-              <w:rPr>
-                <w:sz w:val="17"/>
-              </w:rPr>
-              <w:t>제안</w:t>
+              <w:t>local paper card 기반 관련연구 방향 제안</w:t>
             </w:r>
           </w:p>
         </w:tc>
@@ -2803,13 +1415,7 @@
               <w:rPr>
                 <w:sz w:val="17"/>
               </w:rPr>
-              <w:t xml:space="preserve">dataset, baseline, metric, ablation </w:t>
-            </w:r>
-            <w:r>
-              <w:rPr>
-                <w:sz w:val="17"/>
-              </w:rPr>
-              <w:t>설계</w:t>
+              <w:t>dataset, baseline, metric, ablation 설계</w:t>
             </w:r>
           </w:p>
         </w:tc>
@@ -2859,49 +1465,7 @@
                 <w:sz w:val="17"/>
                 <w:lang w:eastAsia="ko-KR"/>
               </w:rPr>
-              <w:t>연구</w:t>
-            </w:r>
-            <w:r>
-              <w:rPr>
-                <w:sz w:val="17"/>
-                <w:lang w:eastAsia="ko-KR"/>
-              </w:rPr>
-              <w:t xml:space="preserve"> </w:t>
-            </w:r>
-            <w:r>
-              <w:rPr>
-                <w:sz w:val="17"/>
-                <w:lang w:eastAsia="ko-KR"/>
-              </w:rPr>
-              <w:t>계획과</w:t>
-            </w:r>
-            <w:r>
-              <w:rPr>
-                <w:sz w:val="17"/>
-                <w:lang w:eastAsia="ko-KR"/>
-              </w:rPr>
-              <w:t xml:space="preserve"> MVP </w:t>
-            </w:r>
-            <w:r>
-              <w:rPr>
-                <w:sz w:val="17"/>
-                <w:lang w:eastAsia="ko-KR"/>
-              </w:rPr>
-              <w:t>검증</w:t>
-            </w:r>
-            <w:r>
-              <w:rPr>
-                <w:sz w:val="17"/>
-                <w:lang w:eastAsia="ko-KR"/>
-              </w:rPr>
-              <w:t xml:space="preserve"> </w:t>
-            </w:r>
-            <w:r>
-              <w:rPr>
-                <w:sz w:val="17"/>
-                <w:lang w:eastAsia="ko-KR"/>
-              </w:rPr>
-              <w:t>연결</w:t>
+              <w:t>연구 계획과 MVP 검증 연결</w:t>
             </w:r>
           </w:p>
         </w:tc>
@@ -2951,63 +1515,7 @@
                 <w:sz w:val="17"/>
                 <w:lang w:eastAsia="ko-KR"/>
               </w:rPr>
-              <w:t>즉시</w:t>
-            </w:r>
-            <w:r>
-              <w:rPr>
-                <w:sz w:val="17"/>
-                <w:lang w:eastAsia="ko-KR"/>
-              </w:rPr>
-              <w:t xml:space="preserve"> </w:t>
-            </w:r>
-            <w:r>
-              <w:rPr>
-                <w:sz w:val="17"/>
-                <w:lang w:eastAsia="ko-KR"/>
-              </w:rPr>
-              <w:t>실행</w:t>
-            </w:r>
-            <w:r>
-              <w:rPr>
-                <w:sz w:val="17"/>
-                <w:lang w:eastAsia="ko-KR"/>
-              </w:rPr>
-              <w:t xml:space="preserve"> </w:t>
-            </w:r>
-            <w:r>
-              <w:rPr>
-                <w:sz w:val="17"/>
-                <w:lang w:eastAsia="ko-KR"/>
-              </w:rPr>
-              <w:t>가능한</w:t>
-            </w:r>
-            <w:r>
-              <w:rPr>
-                <w:sz w:val="17"/>
-                <w:lang w:eastAsia="ko-KR"/>
-              </w:rPr>
-              <w:t xml:space="preserve"> </w:t>
-            </w:r>
-            <w:r>
-              <w:rPr>
-                <w:sz w:val="17"/>
-                <w:lang w:eastAsia="ko-KR"/>
-              </w:rPr>
-              <w:t>작업으로</w:t>
-            </w:r>
-            <w:r>
-              <w:rPr>
-                <w:sz w:val="17"/>
-                <w:lang w:eastAsia="ko-KR"/>
-              </w:rPr>
-              <w:t xml:space="preserve"> </w:t>
-            </w:r>
-            <w:r>
-              <w:rPr>
-                <w:sz w:val="17"/>
-                <w:lang w:eastAsia="ko-KR"/>
-              </w:rPr>
-              <w:t>변환</w:t>
+              <w:t>즉시 실행 가능한 작업으로 변환</w:t>
             </w:r>
           </w:p>
         </w:tc>
@@ -3051,19 +1559,7 @@
               <w:rPr>
                 <w:sz w:val="17"/>
               </w:rPr>
-              <w:t xml:space="preserve">advisor/reviewer </w:t>
-            </w:r>
-            <w:r>
-              <w:rPr>
-                <w:sz w:val="17"/>
-              </w:rPr>
-              <w:t>관점</w:t>
-            </w:r>
-            <w:r>
-              <w:rPr>
-                <w:sz w:val="17"/>
-              </w:rPr>
-              <w:t xml:space="preserve"> critique</w:t>
+              <w:t>advisor/reviewer 관점 critique</w:t>
             </w:r>
           </w:p>
         </w:tc>
@@ -3107,19 +1603,7 @@
               <w:rPr>
                 <w:sz w:val="17"/>
               </w:rPr>
-              <w:t>최종</w:t>
-            </w:r>
-            <w:r>
-              <w:rPr>
-                <w:sz w:val="17"/>
-              </w:rPr>
-              <w:t xml:space="preserve"> Markdown/JSON deliverable </w:t>
-            </w:r>
-            <w:r>
-              <w:rPr>
-                <w:sz w:val="17"/>
-              </w:rPr>
-              <w:t>작성</w:t>
+              <w:t>최종 Markdown/JSON deliverable 작성</w:t>
             </w:r>
           </w:p>
         </w:tc>
@@ -3188,21 +1672,7 @@
                 <w:b/>
                 <w:sz w:val="17"/>
               </w:rPr>
-              <w:t>구현</w:t>
-            </w:r>
-            <w:r>
-              <w:rPr>
-                <w:b/>
-                <w:sz w:val="17"/>
-              </w:rPr>
-              <w:t xml:space="preserve"> </w:t>
-            </w:r>
-            <w:r>
-              <w:rPr>
-                <w:b/>
-                <w:sz w:val="17"/>
-              </w:rPr>
-              <w:t>방식</w:t>
+              <w:t>구현 방식</w:t>
             </w:r>
           </w:p>
         </w:tc>
@@ -3248,61 +1718,7 @@
               <w:rPr>
                 <w:sz w:val="17"/>
               </w:rPr>
-              <w:t>8</w:t>
-            </w:r>
-            <w:r>
-              <w:rPr>
-                <w:sz w:val="17"/>
-              </w:rPr>
-              <w:t>개</w:t>
-            </w:r>
-            <w:r>
-              <w:rPr>
-                <w:sz w:val="17"/>
-              </w:rPr>
-              <w:t xml:space="preserve"> </w:t>
-            </w:r>
-            <w:r>
-              <w:rPr>
-                <w:sz w:val="17"/>
-              </w:rPr>
-              <w:t>전문</w:t>
-            </w:r>
-            <w:r>
-              <w:rPr>
-                <w:sz w:val="17"/>
-              </w:rPr>
-              <w:t xml:space="preserve"> agent</w:t>
-            </w:r>
-            <w:r>
-              <w:rPr>
-                <w:sz w:val="17"/>
-              </w:rPr>
-              <w:t>가</w:t>
-            </w:r>
-            <w:r>
-              <w:rPr>
-                <w:sz w:val="17"/>
-              </w:rPr>
-              <w:t xml:space="preserve"> triage, framing, literature, experiment, validation, planning, critique, reporting</w:t>
-            </w:r>
-            <w:r>
-              <w:rPr>
-                <w:sz w:val="17"/>
-              </w:rPr>
-              <w:t>을</w:t>
-            </w:r>
-            <w:r>
-              <w:rPr>
-                <w:sz w:val="17"/>
-              </w:rPr>
-              <w:t xml:space="preserve"> </w:t>
-            </w:r>
-            <w:r>
-              <w:rPr>
-                <w:sz w:val="17"/>
-              </w:rPr>
-              <w:t>분담</w:t>
+              <w:t>8개 전문 agent가 triage, framing, literature, experiment, validation, planning, critique, reporting을 분담</w:t>
             </w:r>
           </w:p>
         </w:tc>
@@ -3321,77 +1737,7 @@
                 <w:sz w:val="17"/>
                 <w:lang w:eastAsia="ko-KR"/>
               </w:rPr>
-              <w:t>단계별</w:t>
-            </w:r>
-            <w:r>
-              <w:rPr>
-                <w:sz w:val="17"/>
-                <w:lang w:eastAsia="ko-KR"/>
-              </w:rPr>
-              <w:t xml:space="preserve"> </w:t>
-            </w:r>
-            <w:r>
-              <w:rPr>
-                <w:sz w:val="17"/>
-                <w:lang w:eastAsia="ko-KR"/>
-              </w:rPr>
-              <w:t>추론을</w:t>
-            </w:r>
-            <w:r>
-              <w:rPr>
-                <w:sz w:val="17"/>
-                <w:lang w:eastAsia="ko-KR"/>
-              </w:rPr>
-              <w:t xml:space="preserve"> </w:t>
-            </w:r>
-            <w:r>
-              <w:rPr>
-                <w:sz w:val="17"/>
-                <w:lang w:eastAsia="ko-KR"/>
-              </w:rPr>
-              <w:t>명시적으로</w:t>
-            </w:r>
-            <w:r>
-              <w:rPr>
-                <w:sz w:val="17"/>
-                <w:lang w:eastAsia="ko-KR"/>
-              </w:rPr>
-              <w:t xml:space="preserve"> </w:t>
-            </w:r>
-            <w:r>
-              <w:rPr>
-                <w:sz w:val="17"/>
-                <w:lang w:eastAsia="ko-KR"/>
-              </w:rPr>
-              <w:t>검토</w:t>
-            </w:r>
-            <w:r>
-              <w:rPr>
-                <w:sz w:val="17"/>
-                <w:lang w:eastAsia="ko-KR"/>
-              </w:rPr>
-              <w:t xml:space="preserve"> </w:t>
-            </w:r>
-            <w:r>
-              <w:rPr>
-                <w:sz w:val="17"/>
-                <w:lang w:eastAsia="ko-KR"/>
-              </w:rPr>
-              <w:t>가능하게</w:t>
-            </w:r>
-            <w:r>
-              <w:rPr>
-                <w:sz w:val="17"/>
-                <w:lang w:eastAsia="ko-KR"/>
-              </w:rPr>
-              <w:t xml:space="preserve"> </w:t>
-            </w:r>
-            <w:r>
-              <w:rPr>
-                <w:sz w:val="17"/>
-                <w:lang w:eastAsia="ko-KR"/>
-              </w:rPr>
-              <w:t>함</w:t>
+              <w:t>단계별 추론을 명시적으로 검토 가능하게 함</w:t>
             </w:r>
           </w:p>
         </w:tc>
@@ -3422,55 +1768,7 @@
               <w:rPr>
                 <w:sz w:val="17"/>
               </w:rPr>
-              <w:t>이전</w:t>
-            </w:r>
-            <w:r>
-              <w:rPr>
-                <w:sz w:val="17"/>
-              </w:rPr>
-              <w:t xml:space="preserve"> agent output</w:t>
-            </w:r>
-            <w:r>
-              <w:rPr>
-                <w:sz w:val="17"/>
-              </w:rPr>
-              <w:t>이</w:t>
-            </w:r>
-            <w:r>
-              <w:rPr>
-                <w:sz w:val="17"/>
-              </w:rPr>
-              <w:t xml:space="preserve"> </w:t>
-            </w:r>
-            <w:r>
-              <w:rPr>
-                <w:sz w:val="17"/>
-              </w:rPr>
-              <w:t>다음</w:t>
-            </w:r>
-            <w:r>
-              <w:rPr>
-                <w:sz w:val="17"/>
-              </w:rPr>
-              <w:t xml:space="preserve"> agent context</w:t>
-            </w:r>
-            <w:r>
-              <w:rPr>
-                <w:sz w:val="17"/>
-              </w:rPr>
-              <w:t>로</w:t>
-            </w:r>
-            <w:r>
-              <w:rPr>
-                <w:sz w:val="17"/>
-              </w:rPr>
-              <w:t xml:space="preserve"> </w:t>
-            </w:r>
-            <w:r>
-              <w:rPr>
-                <w:sz w:val="17"/>
-              </w:rPr>
-              <w:t>전달됨</w:t>
+              <w:t>이전 agent output이 다음 agent context로 전달됨</w:t>
             </w:r>
           </w:p>
         </w:tc>
@@ -3483,25 +1781,7 @@
               <w:rPr>
                 <w:sz w:val="17"/>
               </w:rPr>
-              <w:t xml:space="preserve">one-shot generation </w:t>
-            </w:r>
-            <w:r>
-              <w:rPr>
-                <w:sz w:val="17"/>
-              </w:rPr>
-              <w:t>위험</w:t>
-            </w:r>
-            <w:r>
-              <w:rPr>
-                <w:sz w:val="17"/>
-              </w:rPr>
-              <w:t xml:space="preserve"> </w:t>
-            </w:r>
-            <w:r>
-              <w:rPr>
-                <w:sz w:val="17"/>
-              </w:rPr>
-              <w:t>감소</w:t>
+              <w:t>one-shot generation 위험 감소</w:t>
             </w:r>
           </w:p>
         </w:tc>
@@ -3532,31 +1812,7 @@
               <w:rPr>
                 <w:sz w:val="17"/>
               </w:rPr>
-              <w:t>입력을</w:t>
-            </w:r>
-            <w:r>
-              <w:rPr>
-                <w:sz w:val="17"/>
-              </w:rPr>
-              <w:t xml:space="preserve"> wsdm_paper, remind_mvp, lab_meeting, professor_outreach, general</w:t>
-            </w:r>
-            <w:r>
-              <w:rPr>
-                <w:sz w:val="17"/>
-              </w:rPr>
-              <w:t>로</w:t>
-            </w:r>
-            <w:r>
-              <w:rPr>
-                <w:sz w:val="17"/>
-              </w:rPr>
-              <w:t xml:space="preserve"> </w:t>
-            </w:r>
-            <w:r>
-              <w:rPr>
-                <w:sz w:val="17"/>
-              </w:rPr>
-              <w:t>분기</w:t>
+              <w:t>입력을 wsdm_paper, remind_mvp, lab_meeting, professor_outreach, general로 분기</w:t>
             </w:r>
           </w:p>
         </w:tc>
@@ -3575,49 +1831,7 @@
                 <w:sz w:val="17"/>
                 <w:lang w:eastAsia="ko-KR"/>
               </w:rPr>
-              <w:t>사용자</w:t>
-            </w:r>
-            <w:r>
-              <w:rPr>
-                <w:sz w:val="17"/>
-                <w:lang w:eastAsia="ko-KR"/>
-              </w:rPr>
-              <w:t xml:space="preserve"> task</w:t>
-            </w:r>
-            <w:r>
-              <w:rPr>
-                <w:sz w:val="17"/>
-                <w:lang w:eastAsia="ko-KR"/>
-              </w:rPr>
-              <w:t>에</w:t>
-            </w:r>
-            <w:r>
-              <w:rPr>
-                <w:sz w:val="17"/>
-                <w:lang w:eastAsia="ko-KR"/>
-              </w:rPr>
-              <w:t xml:space="preserve"> </w:t>
-            </w:r>
-            <w:r>
-              <w:rPr>
-                <w:sz w:val="17"/>
-                <w:lang w:eastAsia="ko-KR"/>
-              </w:rPr>
-              <w:t>맞는</w:t>
-            </w:r>
-            <w:r>
-              <w:rPr>
-                <w:sz w:val="17"/>
-                <w:lang w:eastAsia="ko-KR"/>
-              </w:rPr>
-              <w:t xml:space="preserve"> workflow </w:t>
-            </w:r>
-            <w:r>
-              <w:rPr>
-                <w:sz w:val="17"/>
-                <w:lang w:eastAsia="ko-KR"/>
-              </w:rPr>
-              <w:t>선택</w:t>
+              <w:t>사용자 task에 맞는 workflow 선택</w:t>
             </w:r>
           </w:p>
         </w:tc>
@@ -3648,13 +1862,7 @@
               <w:rPr>
                 <w:sz w:val="17"/>
               </w:rPr>
-              <w:t xml:space="preserve">paper search, output saving, memory, priority scoring, validation, scope detection tool </w:t>
-            </w:r>
-            <w:r>
-              <w:rPr>
-                <w:sz w:val="17"/>
-              </w:rPr>
-              <w:t>사용</w:t>
+              <w:t>paper search, output saving, memory, priority scoring, validation, scope detection tool 사용</w:t>
             </w:r>
           </w:p>
         </w:tc>
@@ -3673,91 +1881,7 @@
                 <w:sz w:val="17"/>
                 <w:lang w:eastAsia="ko-KR"/>
               </w:rPr>
-              <w:t>텍스트</w:t>
-            </w:r>
-            <w:r>
-              <w:rPr>
-                <w:sz w:val="17"/>
-                <w:lang w:eastAsia="ko-KR"/>
-              </w:rPr>
-              <w:t xml:space="preserve"> </w:t>
-            </w:r>
-            <w:r>
-              <w:rPr>
-                <w:sz w:val="17"/>
-                <w:lang w:eastAsia="ko-KR"/>
-              </w:rPr>
-              <w:t>생성</w:t>
-            </w:r>
-            <w:r>
-              <w:rPr>
-                <w:sz w:val="17"/>
-                <w:lang w:eastAsia="ko-KR"/>
-              </w:rPr>
-              <w:t xml:space="preserve"> </w:t>
-            </w:r>
-            <w:r>
-              <w:rPr>
-                <w:sz w:val="17"/>
-                <w:lang w:eastAsia="ko-KR"/>
-              </w:rPr>
-              <w:t>외의</w:t>
-            </w:r>
-            <w:r>
-              <w:rPr>
-                <w:sz w:val="17"/>
-                <w:lang w:eastAsia="ko-KR"/>
-              </w:rPr>
-              <w:t xml:space="preserve"> </w:t>
-            </w:r>
-            <w:r>
-              <w:rPr>
-                <w:sz w:val="17"/>
-                <w:lang w:eastAsia="ko-KR"/>
-              </w:rPr>
-              <w:t>실행</w:t>
-            </w:r>
-            <w:r>
-              <w:rPr>
-                <w:sz w:val="17"/>
-                <w:lang w:eastAsia="ko-KR"/>
-              </w:rPr>
-              <w:t xml:space="preserve"> </w:t>
-            </w:r>
-            <w:r>
-              <w:rPr>
-                <w:sz w:val="17"/>
-                <w:lang w:eastAsia="ko-KR"/>
-              </w:rPr>
-              <w:t>가능한</w:t>
-            </w:r>
-            <w:r>
-              <w:rPr>
-                <w:sz w:val="17"/>
-                <w:lang w:eastAsia="ko-KR"/>
-              </w:rPr>
-              <w:t xml:space="preserve"> </w:t>
-            </w:r>
-            <w:r>
-              <w:rPr>
-                <w:sz w:val="17"/>
-                <w:lang w:eastAsia="ko-KR"/>
-              </w:rPr>
-              <w:t>동작</w:t>
-            </w:r>
-            <w:r>
-              <w:rPr>
-                <w:sz w:val="17"/>
-                <w:lang w:eastAsia="ko-KR"/>
-              </w:rPr>
-              <w:t xml:space="preserve"> </w:t>
-            </w:r>
-            <w:r>
-              <w:rPr>
-                <w:sz w:val="17"/>
-                <w:lang w:eastAsia="ko-KR"/>
-              </w:rPr>
-              <w:t>연결</w:t>
+              <w:t>텍스트 생성 외의 실행 가능한 동작 연결</w:t>
             </w:r>
           </w:p>
         </w:tc>
@@ -3788,37 +1912,7 @@
               <w:rPr>
                 <w:sz w:val="17"/>
               </w:rPr>
-              <w:t>Harsh Reviewer</w:t>
-            </w:r>
-            <w:r>
-              <w:rPr>
-                <w:sz w:val="17"/>
-              </w:rPr>
-              <w:t>가</w:t>
-            </w:r>
-            <w:r>
-              <w:rPr>
-                <w:sz w:val="17"/>
-              </w:rPr>
-              <w:t xml:space="preserve"> novelty, feasibility, clarity, weakness</w:t>
-            </w:r>
-            <w:r>
-              <w:rPr>
-                <w:sz w:val="17"/>
-              </w:rPr>
-              <w:t>를</w:t>
-            </w:r>
-            <w:r>
-              <w:rPr>
-                <w:sz w:val="17"/>
-              </w:rPr>
-              <w:t xml:space="preserve"> </w:t>
-            </w:r>
-            <w:r>
-              <w:rPr>
-                <w:sz w:val="17"/>
-              </w:rPr>
-              <w:t>평가</w:t>
+              <w:t>Harsh Reviewer가 novelty, feasibility, clarity, weakness를 평가</w:t>
             </w:r>
           </w:p>
         </w:tc>
@@ -3831,55 +1925,7 @@
               <w:rPr>
                 <w:sz w:val="17"/>
               </w:rPr>
-              <w:t>최종</w:t>
-            </w:r>
-            <w:r>
-              <w:rPr>
-                <w:sz w:val="17"/>
-              </w:rPr>
-              <w:t xml:space="preserve"> </w:t>
-            </w:r>
-            <w:r>
-              <w:rPr>
-                <w:sz w:val="17"/>
-              </w:rPr>
-              <w:t>전달</w:t>
-            </w:r>
-            <w:r>
-              <w:rPr>
-                <w:sz w:val="17"/>
-              </w:rPr>
-              <w:t xml:space="preserve"> </w:t>
-            </w:r>
-            <w:r>
-              <w:rPr>
-                <w:sz w:val="17"/>
-              </w:rPr>
-              <w:t>전</w:t>
-            </w:r>
-            <w:r>
-              <w:rPr>
-                <w:sz w:val="17"/>
-              </w:rPr>
-              <w:t xml:space="preserve"> </w:t>
-            </w:r>
-            <w:r>
-              <w:rPr>
-                <w:sz w:val="17"/>
-              </w:rPr>
-              <w:t>약점</w:t>
-            </w:r>
-            <w:r>
-              <w:rPr>
-                <w:sz w:val="17"/>
-              </w:rPr>
-              <w:t xml:space="preserve"> </w:t>
-            </w:r>
-            <w:r>
-              <w:rPr>
-                <w:sz w:val="17"/>
-              </w:rPr>
-              <w:t>식별</w:t>
+              <w:t>최종 전달 전 약점 식별</w:t>
             </w:r>
           </w:p>
         </w:tc>
@@ -3910,25 +1956,7 @@
               <w:rPr>
                 <w:sz w:val="17"/>
               </w:rPr>
-              <w:t xml:space="preserve">project_memory </w:t>
-            </w:r>
-            <w:r>
-              <w:rPr>
-                <w:sz w:val="17"/>
-              </w:rPr>
-              <w:t>저장</w:t>
-            </w:r>
-            <w:r>
-              <w:rPr>
-                <w:sz w:val="17"/>
-              </w:rPr>
-              <w:t xml:space="preserve">, scope/deadline/input guardrail, run_log </w:t>
-            </w:r>
-            <w:r>
-              <w:rPr>
-                <w:sz w:val="17"/>
-              </w:rPr>
-              <w:t>기록</w:t>
+              <w:t>project_memory 저장, scope/deadline/input guardrail, run_log 기록</w:t>
             </w:r>
           </w:p>
         </w:tc>
@@ -3947,63 +1975,7 @@
                 <w:sz w:val="17"/>
                 <w:lang w:eastAsia="ko-KR"/>
               </w:rPr>
-              <w:t>실행</w:t>
-            </w:r>
-            <w:r>
-              <w:rPr>
-                <w:sz w:val="17"/>
-                <w:lang w:eastAsia="ko-KR"/>
-              </w:rPr>
-              <w:t xml:space="preserve"> </w:t>
-            </w:r>
-            <w:r>
-              <w:rPr>
-                <w:sz w:val="17"/>
-                <w:lang w:eastAsia="ko-KR"/>
-              </w:rPr>
-              <w:t>안정성과</w:t>
-            </w:r>
-            <w:r>
-              <w:rPr>
-                <w:sz w:val="17"/>
-                <w:lang w:eastAsia="ko-KR"/>
-              </w:rPr>
-              <w:t xml:space="preserve"> </w:t>
-            </w:r>
-            <w:r>
-              <w:rPr>
-                <w:sz w:val="17"/>
-                <w:lang w:eastAsia="ko-KR"/>
-              </w:rPr>
-              <w:t>평가</w:t>
-            </w:r>
-            <w:r>
-              <w:rPr>
-                <w:sz w:val="17"/>
-                <w:lang w:eastAsia="ko-KR"/>
-              </w:rPr>
-              <w:t xml:space="preserve"> </w:t>
-            </w:r>
-            <w:r>
-              <w:rPr>
-                <w:sz w:val="17"/>
-                <w:lang w:eastAsia="ko-KR"/>
-              </w:rPr>
-              <w:t>증거</w:t>
-            </w:r>
-            <w:r>
-              <w:rPr>
-                <w:sz w:val="17"/>
-                <w:lang w:eastAsia="ko-KR"/>
-              </w:rPr>
-              <w:t xml:space="preserve"> </w:t>
-            </w:r>
-            <w:r>
-              <w:rPr>
-                <w:sz w:val="17"/>
-                <w:lang w:eastAsia="ko-KR"/>
-              </w:rPr>
-              <w:t>확보</w:t>
+              <w:t>실행 안정성과 평가 증거 확보</w:t>
             </w:r>
           </w:p>
         </w:tc>
@@ -4014,6 +1986,7 @@
         <w:pStyle w:val="1"/>
       </w:pPr>
       <w:r>
+        <w:lastRenderedPageBreak/>
         <w:t xml:space="preserve">6. API Key </w:t>
       </w:r>
       <w:proofErr w:type="spellStart"/>
@@ -4028,31 +2001,7 @@
         <w:ind w:left="255" w:hanging="142"/>
       </w:pPr>
       <w:r>
-        <w:t>• API key</w:t>
-      </w:r>
-      <w:r>
-        <w:t>는</w:t>
-      </w:r>
-      <w:r>
-        <w:t xml:space="preserve"> repository</w:t>
-      </w:r>
-      <w:r>
-        <w:t>에</w:t>
-      </w:r>
-      <w:r>
-        <w:t xml:space="preserve"> </w:t>
-      </w:r>
-      <w:r>
-        <w:t>포함하지</w:t>
-      </w:r>
-      <w:r>
-        <w:t xml:space="preserve"> </w:t>
-      </w:r>
-      <w:r>
-        <w:t>않았다</w:t>
-      </w:r>
-      <w:r>
-        <w:t>.</w:t>
+        <w:t>• API key는 repository에 포함하지 않았다.</w:t>
       </w:r>
     </w:p>
     <w:p>
@@ -4061,38 +2010,7 @@
         <w:ind w:left="255" w:hanging="142"/>
       </w:pPr>
       <w:r>
-        <w:lastRenderedPageBreak/>
-        <w:t xml:space="preserve">• live CrewAI </w:t>
-      </w:r>
-      <w:r>
-        <w:t>실행</w:t>
-      </w:r>
-      <w:r>
-        <w:t xml:space="preserve"> </w:t>
-      </w:r>
-      <w:r>
-        <w:t>시</w:t>
-      </w:r>
-      <w:r>
-        <w:t xml:space="preserve"> OPENAI_API_KEY</w:t>
-      </w:r>
-      <w:r>
-        <w:t>를</w:t>
-      </w:r>
-      <w:r>
-        <w:t xml:space="preserve"> </w:t>
-      </w:r>
-      <w:r>
-        <w:t>환경변수에서</w:t>
-      </w:r>
-      <w:r>
-        <w:t xml:space="preserve"> </w:t>
-      </w:r>
-      <w:r>
-        <w:t>읽는다</w:t>
-      </w:r>
-      <w:r>
-        <w:t>.</w:t>
+        <w:t>• live CrewAI 실행 시 OPENAI_API_KEY를 환경변수에서 읽는다.</w:t>
       </w:r>
     </w:p>
     <w:p>
@@ -4107,67 +2025,7 @@
         <w:rPr>
           <w:lang w:eastAsia="ko-KR"/>
         </w:rPr>
-        <w:t>• USE_STUB=0</w:t>
-      </w:r>
-      <w:r>
-        <w:rPr>
-          <w:lang w:eastAsia="ko-KR"/>
-        </w:rPr>
-        <w:t>을</w:t>
-      </w:r>
-      <w:r>
-        <w:rPr>
-          <w:lang w:eastAsia="ko-KR"/>
-        </w:rPr>
-        <w:t xml:space="preserve"> </w:t>
-      </w:r>
-      <w:r>
-        <w:rPr>
-          <w:lang w:eastAsia="ko-KR"/>
-        </w:rPr>
-        <w:t>기본</w:t>
-      </w:r>
-      <w:r>
-        <w:rPr>
-          <w:lang w:eastAsia="ko-KR"/>
-        </w:rPr>
-        <w:t xml:space="preserve"> live </w:t>
-      </w:r>
-      <w:r>
-        <w:rPr>
-          <w:lang w:eastAsia="ko-KR"/>
-        </w:rPr>
-        <w:t>실행</w:t>
-      </w:r>
-      <w:r>
-        <w:rPr>
-          <w:lang w:eastAsia="ko-KR"/>
-        </w:rPr>
-        <w:t xml:space="preserve"> </w:t>
-      </w:r>
-      <w:r>
-        <w:rPr>
-          <w:lang w:eastAsia="ko-KR"/>
-        </w:rPr>
-        <w:t>설정으로</w:t>
-      </w:r>
-      <w:r>
-        <w:rPr>
-          <w:lang w:eastAsia="ko-KR"/>
-        </w:rPr>
-        <w:t xml:space="preserve"> </w:t>
-      </w:r>
-      <w:r>
-        <w:rPr>
-          <w:lang w:eastAsia="ko-KR"/>
-        </w:rPr>
-        <w:t>사용한다</w:t>
-      </w:r>
-      <w:r>
-        <w:rPr>
-          <w:lang w:eastAsia="ko-KR"/>
-        </w:rPr>
-        <w:t>.</w:t>
+        <w:t>• USE_STUB=0을 기본 live 실행 설정으로 사용한다.</w:t>
       </w:r>
     </w:p>
     <w:p>
@@ -4194,47 +2052,13 @@
       <w:r>
         <w:t xml:space="preserve"> live </w:t>
       </w:r>
+      <w:proofErr w:type="spellStart"/>
       <w:r>
         <w:t>실행이</w:t>
       </w:r>
+      <w:proofErr w:type="spellEnd"/>
       <w:r>
-        <w:t xml:space="preserve"> </w:t>
-      </w:r>
-      <w:r>
-        <w:t>실패하면</w:t>
-      </w:r>
-      <w:r>
-        <w:t xml:space="preserve"> deterministic fallback</w:t>
-      </w:r>
-      <w:r>
-        <w:t>이</w:t>
-      </w:r>
-      <w:r>
-        <w:t xml:space="preserve"> output contract</w:t>
-      </w:r>
-      <w:r>
-        <w:t>를</w:t>
-      </w:r>
-      <w:r>
-        <w:t xml:space="preserve"> </w:t>
-      </w:r>
-      <w:r>
-        <w:t>유지하고</w:t>
-      </w:r>
-      <w:r>
-        <w:t xml:space="preserve">, </w:t>
-      </w:r>
-      <w:r>
-        <w:t>해당</w:t>
-      </w:r>
-      <w:r>
-        <w:t xml:space="preserve"> </w:t>
-      </w:r>
-      <w:r>
-        <w:t>사실을</w:t>
-      </w:r>
-      <w:r>
-        <w:t xml:space="preserve"> run_</w:t>
+        <w:t xml:space="preserve"> 실패하면 deterministic fallback이 output contract를 유지하고, 해당 사실을 run_</w:t>
       </w:r>
       <w:proofErr w:type="gramStart"/>
       <w:r>
@@ -4242,16 +2066,7 @@
       </w:r>
       <w:proofErr w:type="gramEnd"/>
       <w:r>
-        <w:t>에</w:t>
-      </w:r>
-      <w:r>
-        <w:t xml:space="preserve"> </w:t>
-      </w:r>
-      <w:r>
-        <w:t>기록한다</w:t>
-      </w:r>
-      <w:r>
-        <w:t>.</w:t>
+        <w:t>에 기록한다.</w:t>
       </w:r>
     </w:p>
     <w:p>
@@ -4333,37 +2148,7 @@
         <w:rPr>
           <w:lang w:eastAsia="ko-KR"/>
         </w:rPr>
-        <w:t>기본</w:t>
-      </w:r>
-      <w:r>
-        <w:rPr>
-          <w:lang w:eastAsia="ko-KR"/>
-        </w:rPr>
-        <w:t xml:space="preserve"> </w:t>
-      </w:r>
-      <w:r>
-        <w:rPr>
-          <w:lang w:eastAsia="ko-KR"/>
-        </w:rPr>
-        <w:t>예시</w:t>
-      </w:r>
-      <w:r>
-        <w:rPr>
-          <w:lang w:eastAsia="ko-KR"/>
-        </w:rPr>
-        <w:t xml:space="preserve"> </w:t>
-      </w:r>
-      <w:r>
-        <w:rPr>
-          <w:lang w:eastAsia="ko-KR"/>
-        </w:rPr>
-        <w:t>입력은</w:t>
-      </w:r>
-      <w:r>
-        <w:rPr>
-          <w:lang w:eastAsia="ko-KR"/>
-        </w:rPr>
-        <w:t xml:space="preserve"> data/</w:t>
+        <w:t>기본 예시 입력은 data/</w:t>
       </w:r>
       <w:proofErr w:type="spellStart"/>
       <w:r>
@@ -4377,142 +2162,29 @@
         <w:rPr>
           <w:lang w:eastAsia="ko-KR"/>
         </w:rPr>
-        <w:t>/wsdm_idea.txt</w:t>
+        <w:t xml:space="preserve">/wsdm_idea.txt에 제공된다. </w:t>
       </w:r>
+      <w:proofErr w:type="spellStart"/>
       <w:r>
         <w:rPr>
           <w:lang w:eastAsia="ko-KR"/>
         </w:rPr>
-        <w:t>에</w:t>
+        <w:t>Streamlit</w:t>
       </w:r>
+      <w:proofErr w:type="spellEnd"/>
       <w:r>
         <w:rPr>
           <w:lang w:eastAsia="ko-KR"/>
         </w:rPr>
-        <w:t xml:space="preserve"> </w:t>
-      </w:r>
-      <w:r>
-        <w:rPr>
-          <w:lang w:eastAsia="ko-KR"/>
-        </w:rPr>
-        <w:t>제공된다</w:t>
-      </w:r>
-      <w:r>
-        <w:rPr>
-          <w:lang w:eastAsia="ko-KR"/>
-        </w:rPr>
-        <w:t xml:space="preserve">. CLI </w:t>
-      </w:r>
-      <w:r>
-        <w:rPr>
-          <w:lang w:eastAsia="ko-KR"/>
-        </w:rPr>
-        <w:t>실행</w:t>
-      </w:r>
-      <w:r>
-        <w:rPr>
-          <w:lang w:eastAsia="ko-KR"/>
-        </w:rPr>
-        <w:t xml:space="preserve"> </w:t>
-      </w:r>
-      <w:r>
-        <w:rPr>
-          <w:lang w:eastAsia="ko-KR"/>
-        </w:rPr>
-        <w:t>후</w:t>
-      </w:r>
-      <w:r>
-        <w:rPr>
-          <w:lang w:eastAsia="ko-KR"/>
-        </w:rPr>
-        <w:t xml:space="preserve"> </w:t>
-      </w:r>
-      <w:r>
-        <w:rPr>
-          <w:lang w:eastAsia="ko-KR"/>
-        </w:rPr>
-        <w:t>저장되는</w:t>
-      </w:r>
-      <w:r>
-        <w:rPr>
-          <w:lang w:eastAsia="ko-KR"/>
-        </w:rPr>
-        <w:t xml:space="preserve"> </w:t>
-      </w:r>
-      <w:r>
-        <w:rPr>
-          <w:lang w:eastAsia="ko-KR"/>
-        </w:rPr>
-        <w:t>핵심</w:t>
-      </w:r>
-      <w:r>
-        <w:rPr>
-          <w:lang w:eastAsia="ko-KR"/>
-        </w:rPr>
-        <w:t xml:space="preserve"> </w:t>
-      </w:r>
-      <w:r>
-        <w:rPr>
-          <w:lang w:eastAsia="ko-KR"/>
-        </w:rPr>
-        <w:t>산출물은</w:t>
-      </w:r>
-      <w:r>
-        <w:rPr>
-          <w:lang w:eastAsia="ko-KR"/>
-        </w:rPr>
-        <w:t xml:space="preserve"> </w:t>
-      </w:r>
-      <w:r>
-        <w:rPr>
-          <w:lang w:eastAsia="ko-KR"/>
-        </w:rPr>
-        <w:t>다음</w:t>
-      </w:r>
-      <w:r>
-        <w:rPr>
-          <w:lang w:eastAsia="ko-KR"/>
-        </w:rPr>
-        <w:t xml:space="preserve"> 5</w:t>
-      </w:r>
-      <w:r>
-        <w:rPr>
-          <w:lang w:eastAsia="ko-KR"/>
-        </w:rPr>
-        <w:t>개이다</w:t>
-      </w:r>
-      <w:r>
-        <w:rPr>
-          <w:lang w:eastAsia="ko-KR"/>
-        </w:rPr>
-        <w:t>.</w:t>
+        <w:t xml:space="preserve"> 또는 CLI 실행 후 저장되는 핵심 산출물은 다음 5개이다.</w:t>
       </w:r>
     </w:p>
     <w:p>
       <w:pPr>
-        <w:spacing w:after="20"/>
-        <w:ind w:left="255" w:hanging="142"/>
+        <w:spacing w:after="60" w:line="252" w:lineRule="auto"/>
       </w:pPr>
       <w:r>
-        <w:t>• outputs/research_brief.md: input summary, task route, research question, literature direction, experiment plan, MVP connection, critique, action plan</w:t>
-      </w:r>
-      <w:r>
-        <w:t>을</w:t>
-      </w:r>
-      <w:r>
-        <w:t xml:space="preserve"> </w:t>
-      </w:r>
-      <w:r>
-        <w:t>포함한</w:t>
-      </w:r>
-      <w:r>
-        <w:t xml:space="preserve"> </w:t>
-      </w:r>
-      <w:r>
-        <w:t>연구</w:t>
-      </w:r>
-      <w:r>
-        <w:t xml:space="preserve"> brief</w:t>
+        <w:t>• outputs/research_brief.md: input summary, task route, research question, literature direction, experiment plan, MVP connection, critique, action plan을 포함한 연구 brief</w:t>
       </w:r>
     </w:p>
     <w:p>
@@ -4523,26 +2195,21 @@
       <w:r>
         <w:t xml:space="preserve">• outputs/advisor_message.md: </w:t>
       </w:r>
+      <w:proofErr w:type="spellStart"/>
       <w:r>
         <w:t>간결한</w:t>
       </w:r>
+      <w:proofErr w:type="spellEnd"/>
       <w:r>
         <w:t xml:space="preserve"> </w:t>
       </w:r>
+      <w:proofErr w:type="spellStart"/>
       <w:r>
         <w:t>지도교수</w:t>
       </w:r>
+      <w:proofErr w:type="spellEnd"/>
       <w:r>
-        <w:t xml:space="preserve"> </w:t>
-      </w:r>
-      <w:r>
-        <w:t>업데이트</w:t>
-      </w:r>
-      <w:r>
-        <w:t xml:space="preserve"> </w:t>
-      </w:r>
-      <w:r>
-        <w:t>메시지</w:t>
+        <w:t xml:space="preserve"> 업데이트 메시지</w:t>
       </w:r>
     </w:p>
     <w:p>
@@ -4551,10 +2218,7 @@
         <w:ind w:left="255" w:hanging="142"/>
       </w:pPr>
       <w:r>
-        <w:t xml:space="preserve">• outputs/action_plan.json: today, tomorrow, this-week, priority, do-not-do </w:t>
-      </w:r>
-      <w:r>
-        <w:t>항목</w:t>
+        <w:t>• outputs/action_plan.json: today, tomorrow, this-week, priority, do-not-do 항목</w:t>
       </w:r>
     </w:p>
     <w:p>
@@ -4563,19 +2227,7 @@
         <w:ind w:left="255" w:hanging="142"/>
       </w:pPr>
       <w:r>
-        <w:t xml:space="preserve">• outputs/agent_outputs.json: </w:t>
-      </w:r>
-      <w:r>
-        <w:t>모든</w:t>
-      </w:r>
-      <w:r>
-        <w:t xml:space="preserve"> agent</w:t>
-      </w:r>
-      <w:r>
-        <w:t>의</w:t>
-      </w:r>
-      <w:r>
-        <w:t xml:space="preserve"> normalized output</w:t>
+        <w:t>• outputs/agent_outputs.json: 모든 agent의 normalized output</w:t>
       </w:r>
     </w:p>
     <w:p>
@@ -4584,10 +2236,7 @@
         <w:ind w:left="255" w:hanging="142"/>
       </w:pPr>
       <w:r>
-        <w:t xml:space="preserve">• outputs/run_log.json: execution metadata, warnings, fallback status, completeness score, agents, patterns </w:t>
-      </w:r>
-      <w:r>
-        <w:t>기록</w:t>
+        <w:t>• outputs/run_log.json: execution metadata, warnings, fallback status, completeness score, agents, patterns 기록</w:t>
       </w:r>
     </w:p>
     <w:p>
@@ -4601,85 +2250,7 @@
         <w:rPr>
           <w:lang w:eastAsia="ko-KR"/>
         </w:rPr>
-        <w:t>제공된</w:t>
-      </w:r>
-      <w:r>
-        <w:rPr>
-          <w:lang w:eastAsia="ko-KR"/>
-        </w:rPr>
-        <w:t xml:space="preserve"> WSDM sample</w:t>
-      </w:r>
-      <w:r>
-        <w:rPr>
-          <w:lang w:eastAsia="ko-KR"/>
-        </w:rPr>
-        <w:t>의</w:t>
-      </w:r>
-      <w:r>
-        <w:rPr>
-          <w:lang w:eastAsia="ko-KR"/>
-        </w:rPr>
-        <w:t xml:space="preserve"> </w:t>
-      </w:r>
-      <w:r>
-        <w:rPr>
-          <w:lang w:eastAsia="ko-KR"/>
-        </w:rPr>
-        <w:t>예상</w:t>
-      </w:r>
-      <w:r>
-        <w:rPr>
-          <w:lang w:eastAsia="ko-KR"/>
-        </w:rPr>
-        <w:t xml:space="preserve"> </w:t>
-      </w:r>
-      <w:r>
-        <w:rPr>
-          <w:lang w:eastAsia="ko-KR"/>
-        </w:rPr>
-        <w:t>핵심</w:t>
-      </w:r>
-      <w:r>
-        <w:rPr>
-          <w:lang w:eastAsia="ko-KR"/>
-        </w:rPr>
-        <w:t xml:space="preserve"> </w:t>
-      </w:r>
-      <w:r>
-        <w:rPr>
-          <w:lang w:eastAsia="ko-KR"/>
-        </w:rPr>
-        <w:t>내용은</w:t>
-      </w:r>
-      <w:r>
-        <w:rPr>
-          <w:lang w:eastAsia="ko-KR"/>
-        </w:rPr>
-        <w:t xml:space="preserve"> </w:t>
-      </w:r>
-      <w:r>
-        <w:rPr>
-          <w:lang w:eastAsia="ko-KR"/>
-        </w:rPr>
-        <w:t>다음과</w:t>
-      </w:r>
-      <w:r>
-        <w:rPr>
-          <w:lang w:eastAsia="ko-KR"/>
-        </w:rPr>
-        <w:t xml:space="preserve"> </w:t>
-      </w:r>
-      <w:r>
-        <w:rPr>
-          <w:lang w:eastAsia="ko-KR"/>
-        </w:rPr>
-        <w:t>같다</w:t>
-      </w:r>
-      <w:r>
-        <w:rPr>
-          <w:lang w:eastAsia="ko-KR"/>
-        </w:rPr>
-        <w:t>.</w:t>
+        <w:t>제공된 WSDM sample의 예상 핵심 내용은 다음과 같다.</w:t>
       </w:r>
     </w:p>
     <w:p>
@@ -4698,47 +2269,29 @@
       <w:r>
         <w:t xml:space="preserve"> </w:t>
       </w:r>
+      <w:proofErr w:type="spellStart"/>
       <w:r>
         <w:t>상담</w:t>
       </w:r>
+      <w:proofErr w:type="spellEnd"/>
       <w:r>
         <w:t xml:space="preserve"> </w:t>
       </w:r>
+      <w:proofErr w:type="spellStart"/>
       <w:r>
         <w:t>기록을</w:t>
       </w:r>
+      <w:proofErr w:type="spellEnd"/>
       <w:r>
         <w:t xml:space="preserve"> </w:t>
       </w:r>
+      <w:proofErr w:type="spellStart"/>
       <w:r>
         <w:t>위해</w:t>
       </w:r>
+      <w:proofErr w:type="spellEnd"/>
       <w:r>
-        <w:t xml:space="preserve"> relevant, temporally valid, evidence-grounded prior-session information</w:t>
-      </w:r>
-      <w:r>
-        <w:t>을</w:t>
-      </w:r>
-      <w:r>
-        <w:t xml:space="preserve"> </w:t>
-      </w:r>
-      <w:r>
-        <w:t>어떻게</w:t>
-      </w:r>
-      <w:r>
-        <w:t xml:space="preserve"> selective retrieve</w:t>
-      </w:r>
-      <w:r>
-        <w:t>할</w:t>
-      </w:r>
-      <w:r>
-        <w:t xml:space="preserve"> </w:t>
-      </w:r>
-      <w:r>
-        <w:t>것인가</w:t>
-      </w:r>
-      <w:r>
-        <w:t>.</w:t>
+        <w:t xml:space="preserve"> relevant, temporally valid, evidence-grounded prior-session information을 어떻게 selective retrieve할 것인가.</w:t>
       </w:r>
     </w:p>
     <w:p>
@@ -4756,25 +2309,7 @@
         <w:ind w:left="255" w:hanging="142"/>
       </w:pPr>
       <w:r>
-        <w:t>• Experiment plan: no-memory, full-history, BM25, vector retrieval, selective retrieval baseline</w:t>
-      </w:r>
-      <w:r>
-        <w:t>을</w:t>
-      </w:r>
-      <w:r>
-        <w:t xml:space="preserve"> evidence precision, faithfulness, documentation completeness, review-burden proxy</w:t>
-      </w:r>
-      <w:r>
-        <w:t>로</w:t>
-      </w:r>
-      <w:r>
-        <w:t xml:space="preserve"> </w:t>
-      </w:r>
-      <w:r>
-        <w:t>비교한다</w:t>
-      </w:r>
-      <w:r>
-        <w:t>.</w:t>
+        <w:t>• Experiment plan: no-memory, full-history, BM25, vector retrieval, selective retrieval baseline을 evidence precision, faithfulness, documentation completeness, review-burden proxy로 비교한다.</w:t>
       </w:r>
     </w:p>
     <w:p>
@@ -4783,13 +2318,7 @@
         <w:ind w:left="255" w:hanging="142"/>
       </w:pPr>
       <w:r>
-        <w:t xml:space="preserve">• Action plan: dataset route </w:t>
-      </w:r>
-      <w:r>
-        <w:t>결정</w:t>
-      </w:r>
-      <w:r>
-        <w:t xml:space="preserve">, evidence-linked output schema </w:t>
+        <w:t xml:space="preserve">• Action plan: dataset route 결정, evidence-linked output schema </w:t>
       </w:r>
       <w:proofErr w:type="spellStart"/>
       <w:r>
@@ -5471,7 +3000,7 @@
   <w:style w:type="paragraph" w:default="1" w:styleId="a1">
     <w:name w:val="Normal"/>
     <w:qFormat/>
-    <w:rsid w:val="00FC693F"/>
+    <w:rsid w:val="00BF7633"/>
     <w:rPr>
       <w:rFonts w:ascii="맑은 고딕" w:eastAsia="맑은 고딕" w:hAnsi="맑은 고딕"/>
       <w:sz w:val="18"/>
@@ -16464,6 +13993,33 @@
         <w:shd w:val="clear" w:color="auto" w:fill="FBCAA2" w:themeFill="accent6" w:themeFillTint="7F"/>
       </w:tcPr>
     </w:tblStylePr>
+  </w:style>
+  <w:style w:type="paragraph" w:styleId="HTML">
+    <w:name w:val="HTML Preformatted"/>
+    <w:basedOn w:val="a1"/>
+    <w:link w:val="HTMLChar"/>
+    <w:uiPriority w:val="99"/>
+    <w:semiHidden/>
+    <w:unhideWhenUsed/>
+    <w:rsid w:val="00AE3A39"/>
+    <w:rPr>
+      <w:rFonts w:ascii="Courier New" w:hAnsi="Courier New" w:cs="Courier New"/>
+      <w:sz w:val="20"/>
+      <w:szCs w:val="20"/>
+    </w:rPr>
+  </w:style>
+  <w:style w:type="character" w:customStyle="1" w:styleId="HTMLChar">
+    <w:name w:val="미리 서식이 지정된 HTML Char"/>
+    <w:basedOn w:val="a2"/>
+    <w:link w:val="HTML"/>
+    <w:uiPriority w:val="99"/>
+    <w:semiHidden/>
+    <w:rsid w:val="00AE3A39"/>
+    <w:rPr>
+      <w:rFonts w:ascii="Courier New" w:eastAsia="맑은 고딕" w:hAnsi="Courier New" w:cs="Courier New"/>
+      <w:sz w:val="20"/>
+      <w:szCs w:val="20"/>
+    </w:rPr>
   </w:style>
 </w:styles>
 </file>

--- a/오현서_HW2.docx
+++ b/오현서_HW2.docx
@@ -344,7 +344,15 @@
         <w:spacing w:after="60" w:line="252" w:lineRule="auto"/>
       </w:pPr>
       <w:r>
-        <w:t xml:space="preserve">Windows PowerShell에서는 </w:t>
+        <w:t xml:space="preserve">Windows </w:t>
+      </w:r>
+      <w:proofErr w:type="spellStart"/>
+      <w:r>
+        <w:t>PowerShell에서는</w:t>
+      </w:r>
+      <w:proofErr w:type="spellEnd"/>
+      <w:r>
+        <w:t xml:space="preserve"> </w:t>
       </w:r>
       <w:proofErr w:type="spellStart"/>
       <w:r>
@@ -376,7 +384,6 @@
         <w:spacing w:after="40"/>
         <w:ind w:left="170"/>
         <w:rPr>
-          <w:rFonts w:hint="eastAsia"/>
           <w:color w:val="76923C" w:themeColor="accent3" w:themeShade="BF"/>
           <w:lang w:eastAsia="ko-KR"/>
         </w:rPr>
@@ -543,9 +550,6 @@
         <w:spacing w:after="40"/>
         <w:ind w:left="170"/>
         <w:rPr>
-          <w:rFonts w:ascii="Consolas" w:hAnsi="Consolas"/>
-          <w:color w:val="76923C" w:themeColor="accent3" w:themeShade="BF"/>
-          <w:sz w:val="17"/>
           <w:lang w:eastAsia="ko-KR"/>
         </w:rPr>
       </w:pPr>
@@ -670,9 +674,125 @@
     </w:p>
     <w:p>
       <w:pPr>
+        <w:spacing w:after="40"/>
+        <w:ind w:left="170"/>
+        <w:rPr>
+          <w:sz w:val="17"/>
+          <w:lang w:eastAsia="ko-KR"/>
+        </w:rPr>
+      </w:pPr>
+      <w:r>
+        <w:rPr>
+          <w:sz w:val="17"/>
+          <w:lang w:eastAsia="ko-KR"/>
+        </w:rPr>
+        <w:t xml:space="preserve">sidebar의 기본 설정은 Mode=live, Task type=auto, Output directory=outputs이다. Mode는 실행 방식을 의미하며, live는 OPENAI_API_KEY를 사용해 </w:t>
+      </w:r>
+      <w:proofErr w:type="spellStart"/>
+      <w:r>
+        <w:rPr>
+          <w:sz w:val="17"/>
+          <w:lang w:eastAsia="ko-KR"/>
+        </w:rPr>
+        <w:t>CrewAI</w:t>
+      </w:r>
+      <w:proofErr w:type="spellEnd"/>
+      <w:r>
+        <w:rPr>
+          <w:sz w:val="17"/>
+          <w:lang w:eastAsia="ko-KR"/>
+        </w:rPr>
+        <w:t xml:space="preserve"> workflow를 실행하고, mock은 API key 없이 deterministic fallback output을 생성하며, auto는 환경에 따라 실행 방식을 자동 선택한다. Task type은 입력을 어떤 목적의 workflow로 처리할지 정하는 routing 옵션이며, auto를 선택하면 Intake &amp; Triage Agent가 </w:t>
+      </w:r>
+      <w:proofErr w:type="spellStart"/>
+      <w:r>
+        <w:rPr>
+          <w:sz w:val="17"/>
+          <w:lang w:eastAsia="ko-KR"/>
+        </w:rPr>
+        <w:t>wsdm_paper</w:t>
+      </w:r>
+      <w:proofErr w:type="spellEnd"/>
+      <w:r>
+        <w:rPr>
+          <w:sz w:val="17"/>
+          <w:lang w:eastAsia="ko-KR"/>
+        </w:rPr>
+        <w:t xml:space="preserve">, </w:t>
+      </w:r>
+      <w:proofErr w:type="spellStart"/>
+      <w:r>
+        <w:rPr>
+          <w:sz w:val="17"/>
+          <w:lang w:eastAsia="ko-KR"/>
+        </w:rPr>
+        <w:t>remind_mvp</w:t>
+      </w:r>
+      <w:proofErr w:type="spellEnd"/>
+      <w:r>
+        <w:rPr>
+          <w:sz w:val="17"/>
+          <w:lang w:eastAsia="ko-KR"/>
+        </w:rPr>
+        <w:t xml:space="preserve">, </w:t>
+      </w:r>
+      <w:proofErr w:type="spellStart"/>
+      <w:r>
+        <w:rPr>
+          <w:sz w:val="17"/>
+          <w:lang w:eastAsia="ko-KR"/>
+        </w:rPr>
+        <w:t>lab_meeting</w:t>
+      </w:r>
+      <w:proofErr w:type="spellEnd"/>
+      <w:r>
+        <w:rPr>
+          <w:sz w:val="17"/>
+          <w:lang w:eastAsia="ko-KR"/>
+        </w:rPr>
+        <w:t xml:space="preserve">, </w:t>
+      </w:r>
+      <w:proofErr w:type="spellStart"/>
+      <w:r>
+        <w:rPr>
+          <w:sz w:val="17"/>
+          <w:lang w:eastAsia="ko-KR"/>
+        </w:rPr>
+        <w:t>professor_outreach</w:t>
+      </w:r>
+      <w:proofErr w:type="spellEnd"/>
+      <w:r>
+        <w:rPr>
+          <w:sz w:val="17"/>
+          <w:lang w:eastAsia="ko-KR"/>
+        </w:rPr>
+        <w:t xml:space="preserve">, general 중 적절한 route를 선택한다. Output directory는 결과 Markdown/JSON 파일이 저장되는 폴더이고, Load WSDM sample과 Load </w:t>
+      </w:r>
+      <w:proofErr w:type="spellStart"/>
+      <w:proofErr w:type="gramStart"/>
+      <w:r>
+        <w:rPr>
+          <w:sz w:val="17"/>
+          <w:lang w:eastAsia="ko-KR"/>
+        </w:rPr>
+        <w:t>Re:mind</w:t>
+      </w:r>
+      <w:proofErr w:type="spellEnd"/>
+      <w:proofErr w:type="gramEnd"/>
+      <w:r>
+        <w:rPr>
+          <w:sz w:val="17"/>
+          <w:lang w:eastAsia="ko-KR"/>
+        </w:rPr>
+        <w:t xml:space="preserve"> MVP sample 버튼은 예시 입력을 불러오는 기능이다.</w:t>
+      </w:r>
+    </w:p>
+    <w:p>
+      <w:pPr>
         <w:pStyle w:val="1"/>
       </w:pPr>
       <w:r>
+        <w:lastRenderedPageBreak/>
         <w:t xml:space="preserve">3. </w:t>
       </w:r>
       <w:proofErr w:type="spellStart"/>
@@ -810,7 +930,6 @@
               <w:rPr>
                 <w:sz w:val="17"/>
               </w:rPr>
-              <w:lastRenderedPageBreak/>
               <w:t>5개 이상 design pattern</w:t>
             </w:r>
           </w:p>
@@ -1899,6 +2018,7 @@
               <w:rPr>
                 <w:sz w:val="17"/>
               </w:rPr>
+              <w:lastRenderedPageBreak/>
               <w:t>Reflection</w:t>
             </w:r>
           </w:p>
@@ -1986,7 +2106,6 @@
         <w:pStyle w:val="1"/>
       </w:pPr>
       <w:r>
-        <w:lastRenderedPageBreak/>
         <w:t xml:space="preserve">6. API Key </w:t>
       </w:r>
       <w:proofErr w:type="spellStart"/>
@@ -2209,8 +2328,21 @@
       </w:r>
       <w:proofErr w:type="spellEnd"/>
       <w:r>
-        <w:t xml:space="preserve"> 업데이트 메시지</w:t>
-      </w:r>
+        <w:t xml:space="preserve"> </w:t>
+      </w:r>
+      <w:proofErr w:type="spellStart"/>
+      <w:r>
+        <w:t>업데이트</w:t>
+      </w:r>
+      <w:proofErr w:type="spellEnd"/>
+      <w:r>
+        <w:t xml:space="preserve"> </w:t>
+      </w:r>
+      <w:proofErr w:type="spellStart"/>
+      <w:r>
+        <w:t>메시지</w:t>
+      </w:r>
+      <w:proofErr w:type="spellEnd"/>
     </w:p>
     <w:p>
       <w:pPr>
@@ -3219,6 +3351,7 @@
   <w:style w:type="character" w:default="1" w:styleId="a2">
     <w:name w:val="Default Paragraph Font"/>
     <w:uiPriority w:val="1"/>
+    <w:semiHidden/>
     <w:unhideWhenUsed/>
   </w:style>
   <w:style w:type="table" w:default="1" w:styleId="a3">

--- a/오현서_HW2.docx
+++ b/오현서_HW2.docx
@@ -47,7 +47,6 @@
         </w:rPr>
         <w:t xml:space="preserve"> | 2315073 | </w:t>
       </w:r>
-      <w:proofErr w:type="spellStart"/>
       <w:r>
         <w:rPr>
           <w:rFonts w:hint="eastAsia"/>
@@ -56,7 +55,6 @@
         </w:rPr>
         <w:t>데이터사이언스전공</w:t>
       </w:r>
-      <w:proofErr w:type="spellEnd"/>
     </w:p>
     <w:p>
       <w:pPr>
@@ -101,77 +99,7 @@
         <w:rPr>
           <w:lang w:eastAsia="ko-KR"/>
         </w:rPr>
-        <w:t xml:space="preserve">ResearchCopilot Crew는 연구/창업 아이디어 덤프를 실행 가능한 연구 계획으로 변환하는 </w:t>
-      </w:r>
-      <w:proofErr w:type="spellStart"/>
-      <w:r>
-        <w:rPr>
-          <w:lang w:eastAsia="ko-KR"/>
-        </w:rPr>
-        <w:t>CrewAI</w:t>
-      </w:r>
-      <w:proofErr w:type="spellEnd"/>
-      <w:r>
-        <w:rPr>
-          <w:lang w:eastAsia="ko-KR"/>
-        </w:rPr>
-        <w:t xml:space="preserve"> 기반 </w:t>
-      </w:r>
-      <w:proofErr w:type="spellStart"/>
-      <w:r>
-        <w:rPr>
-          <w:lang w:eastAsia="ko-KR"/>
-        </w:rPr>
-        <w:t>멀티에이전트</w:t>
-      </w:r>
-      <w:proofErr w:type="spellEnd"/>
-      <w:r>
-        <w:rPr>
-          <w:lang w:eastAsia="ko-KR"/>
-        </w:rPr>
-        <w:t xml:space="preserve"> 시스템이다. 원시 아이디어, 연구 주제, 스타트업 방향, </w:t>
-      </w:r>
-      <w:proofErr w:type="spellStart"/>
-      <w:r>
-        <w:rPr>
-          <w:lang w:eastAsia="ko-KR"/>
-        </w:rPr>
-        <w:t>랩미팅</w:t>
-      </w:r>
-      <w:proofErr w:type="spellEnd"/>
-      <w:r>
-        <w:rPr>
-          <w:lang w:eastAsia="ko-KR"/>
-        </w:rPr>
-        <w:t xml:space="preserve"> 준비 메모, 교수 </w:t>
-      </w:r>
-      <w:proofErr w:type="spellStart"/>
-      <w:r>
-        <w:rPr>
-          <w:lang w:eastAsia="ko-KR"/>
-        </w:rPr>
-        <w:t>컨택</w:t>
-      </w:r>
-      <w:proofErr w:type="spellEnd"/>
-      <w:r>
-        <w:rPr>
-          <w:lang w:eastAsia="ko-KR"/>
-        </w:rPr>
-        <w:t xml:space="preserve"> 목표를 </w:t>
-      </w:r>
-      <w:proofErr w:type="spellStart"/>
-      <w:r>
-        <w:rPr>
-          <w:lang w:eastAsia="ko-KR"/>
-        </w:rPr>
-        <w:t>입력받아</w:t>
-      </w:r>
-      <w:proofErr w:type="spellEnd"/>
-      <w:r>
-        <w:rPr>
-          <w:lang w:eastAsia="ko-KR"/>
-        </w:rPr>
-        <w:t xml:space="preserve"> 연구 brief, 실험 계획, MVP 검증 계획, 48시간 실행 계획, 지도교수 업데이트 메시지, 실행 로그를 생성한다.</w:t>
+        <w:t>ResearchCopilot Crew는 연구/창업 아이디어 덤프를 실행 가능한 연구 계획으로 변환하는 CrewAI 기반 멀티에이전트 시스템이다. 원시 아이디어, 연구 주제, 스타트업 방향, 랩미팅 준비 메모, 교수 컨택 목표를 입력받아 연구 brief, 실험 계획, MVP 검증 계획, 48시간 실행 계획, 지도교수 업데이트 메시지, 실행 로그를 생성한다.</w:t>
       </w:r>
     </w:p>
     <w:p>
@@ -265,16 +193,7 @@
           <w:color w:val="76923C" w:themeColor="accent3" w:themeShade="BF"/>
           <w:sz w:val="17"/>
         </w:rPr>
-        <w:t>export OPENAI_API_KEY=</w:t>
-      </w:r>
-      <w:proofErr w:type="spellStart"/>
-      <w:r>
-        <w:rPr>
-          <w:rFonts w:ascii="Consolas" w:hAnsi="Consolas"/>
-          <w:color w:val="76923C" w:themeColor="accent3" w:themeShade="BF"/>
-          <w:sz w:val="17"/>
-        </w:rPr>
-        <w:t>your_</w:t>
+        <w:t>export OPENAI_API_KEY=your_</w:t>
       </w:r>
       <w:r>
         <w:rPr>
@@ -293,7 +212,6 @@
         </w:rPr>
         <w:t>_key_here</w:t>
       </w:r>
-      <w:proofErr w:type="spellEnd"/>
     </w:p>
     <w:p>
       <w:pPr>
@@ -320,23 +238,13 @@
           <w:color w:val="76923C" w:themeColor="accent3" w:themeShade="BF"/>
         </w:rPr>
       </w:pPr>
-      <w:proofErr w:type="spellStart"/>
       <w:r>
         <w:rPr>
           <w:rFonts w:ascii="Consolas" w:hAnsi="Consolas"/>
           <w:color w:val="76923C" w:themeColor="accent3" w:themeShade="BF"/>
           <w:sz w:val="17"/>
         </w:rPr>
-        <w:t>streamlit</w:t>
-      </w:r>
-      <w:proofErr w:type="spellEnd"/>
-      <w:r>
-        <w:rPr>
-          <w:rFonts w:ascii="Consolas" w:hAnsi="Consolas"/>
-          <w:color w:val="76923C" w:themeColor="accent3" w:themeShade="BF"/>
-          <w:sz w:val="17"/>
-        </w:rPr>
-        <w:t xml:space="preserve"> run app.py</w:t>
+        <w:t>streamlit run app.py</w:t>
       </w:r>
     </w:p>
     <w:p>
@@ -344,39 +252,7 @@
         <w:spacing w:after="60" w:line="252" w:lineRule="auto"/>
       </w:pPr>
       <w:r>
-        <w:t xml:space="preserve">Windows </w:t>
-      </w:r>
-      <w:proofErr w:type="spellStart"/>
-      <w:r>
-        <w:t>PowerShell에서는</w:t>
-      </w:r>
-      <w:proofErr w:type="spellEnd"/>
-      <w:r>
-        <w:t xml:space="preserve"> </w:t>
-      </w:r>
-      <w:proofErr w:type="spellStart"/>
-      <w:r>
-        <w:t>다음과</w:t>
-      </w:r>
-      <w:proofErr w:type="spellEnd"/>
-      <w:r>
-        <w:t xml:space="preserve"> </w:t>
-      </w:r>
-      <w:proofErr w:type="spellStart"/>
-      <w:r>
-        <w:t>같이</w:t>
-      </w:r>
-      <w:proofErr w:type="spellEnd"/>
-      <w:r>
-        <w:t xml:space="preserve"> </w:t>
-      </w:r>
-      <w:proofErr w:type="spellStart"/>
-      <w:r>
-        <w:t>실행한다</w:t>
-      </w:r>
-      <w:proofErr w:type="spellEnd"/>
-      <w:r>
-        <w:t>.</w:t>
+        <w:t>Windows PowerShell에서는 다음과 같이 실행한다.</w:t>
       </w:r>
     </w:p>
     <w:p>
@@ -411,44 +287,7 @@
           <w:color w:val="76923C" w:themeColor="accent3" w:themeShade="BF"/>
           <w:sz w:val="17"/>
         </w:rPr>
-        <w:t>$</w:t>
-      </w:r>
-      <w:proofErr w:type="spellStart"/>
-      <w:proofErr w:type="gramStart"/>
-      <w:r>
-        <w:rPr>
-          <w:rFonts w:ascii="Consolas" w:hAnsi="Consolas"/>
-          <w:color w:val="76923C" w:themeColor="accent3" w:themeShade="BF"/>
-          <w:sz w:val="17"/>
-        </w:rPr>
-        <w:t>env:OPENAI</w:t>
-      </w:r>
-      <w:proofErr w:type="gramEnd"/>
-      <w:r>
-        <w:rPr>
-          <w:rFonts w:ascii="Consolas" w:hAnsi="Consolas"/>
-          <w:color w:val="76923C" w:themeColor="accent3" w:themeShade="BF"/>
-          <w:sz w:val="17"/>
-        </w:rPr>
-        <w:t>_API_KEY</w:t>
-      </w:r>
-      <w:proofErr w:type="spellEnd"/>
-      <w:r>
-        <w:rPr>
-          <w:rFonts w:ascii="Consolas" w:hAnsi="Consolas"/>
-          <w:color w:val="76923C" w:themeColor="accent3" w:themeShade="BF"/>
-          <w:sz w:val="17"/>
-        </w:rPr>
-        <w:t>="</w:t>
-      </w:r>
-      <w:proofErr w:type="spellStart"/>
-      <w:r>
-        <w:rPr>
-          <w:rFonts w:ascii="Consolas" w:hAnsi="Consolas"/>
-          <w:color w:val="76923C" w:themeColor="accent3" w:themeShade="BF"/>
-          <w:sz w:val="17"/>
-        </w:rPr>
-        <w:t>your_</w:t>
+        <w:t>$env:OPENAI_API_KEY="your_</w:t>
       </w:r>
       <w:r>
         <w:rPr>
@@ -465,16 +304,7 @@
           <w:color w:val="76923C" w:themeColor="accent3" w:themeShade="BF"/>
           <w:sz w:val="17"/>
         </w:rPr>
-        <w:t>_key_here</w:t>
-      </w:r>
-      <w:proofErr w:type="spellEnd"/>
-      <w:r>
-        <w:rPr>
-          <w:rFonts w:ascii="Consolas" w:hAnsi="Consolas"/>
-          <w:color w:val="76923C" w:themeColor="accent3" w:themeShade="BF"/>
-          <w:sz w:val="17"/>
-        </w:rPr>
-        <w:t>"</w:t>
+        <w:t>_key_here"</w:t>
       </w:r>
     </w:p>
     <w:p>
@@ -491,35 +321,7 @@
           <w:color w:val="76923C" w:themeColor="accent3" w:themeShade="BF"/>
           <w:sz w:val="17"/>
         </w:rPr>
-        <w:t>$</w:t>
-      </w:r>
-      <w:proofErr w:type="spellStart"/>
-      <w:proofErr w:type="gramStart"/>
-      <w:r>
-        <w:rPr>
-          <w:rFonts w:ascii="Consolas" w:hAnsi="Consolas"/>
-          <w:color w:val="76923C" w:themeColor="accent3" w:themeShade="BF"/>
-          <w:sz w:val="17"/>
-        </w:rPr>
-        <w:t>env:USE</w:t>
-      </w:r>
-      <w:proofErr w:type="gramEnd"/>
-      <w:r>
-        <w:rPr>
-          <w:rFonts w:ascii="Consolas" w:hAnsi="Consolas"/>
-          <w:color w:val="76923C" w:themeColor="accent3" w:themeShade="BF"/>
-          <w:sz w:val="17"/>
-        </w:rPr>
-        <w:t>_STUB</w:t>
-      </w:r>
-      <w:proofErr w:type="spellEnd"/>
-      <w:r>
-        <w:rPr>
-          <w:rFonts w:ascii="Consolas" w:hAnsi="Consolas"/>
-          <w:color w:val="76923C" w:themeColor="accent3" w:themeShade="BF"/>
-          <w:sz w:val="17"/>
-        </w:rPr>
-        <w:t>="0"</w:t>
+        <w:t>$env:USE_STUB="0"</w:t>
       </w:r>
       <w:r>
         <w:rPr>
@@ -530,19 +332,11 @@
         </w:rPr>
         <w:br/>
       </w:r>
-      <w:proofErr w:type="spellStart"/>
       <w:r>
         <w:rPr>
           <w:color w:val="76923C" w:themeColor="accent3" w:themeShade="BF"/>
         </w:rPr>
-        <w:t>streamlit</w:t>
-      </w:r>
-      <w:proofErr w:type="spellEnd"/>
-      <w:r>
-        <w:rPr>
-          <w:color w:val="76923C" w:themeColor="accent3" w:themeShade="BF"/>
-        </w:rPr>
-        <w:t xml:space="preserve"> run app.py</w:t>
+        <w:t>streamlit run app.py</w:t>
       </w:r>
     </w:p>
     <w:p>
@@ -557,42 +351,7 @@
         <w:rPr>
           <w:lang w:eastAsia="ko-KR"/>
         </w:rPr>
-        <w:t xml:space="preserve">위 명령어는 </w:t>
-      </w:r>
-      <w:proofErr w:type="spellStart"/>
-      <w:r>
-        <w:rPr>
-          <w:lang w:eastAsia="ko-KR"/>
-        </w:rPr>
-        <w:t>Streamlit</w:t>
-      </w:r>
-      <w:proofErr w:type="spellEnd"/>
-      <w:r>
-        <w:rPr>
-          <w:lang w:eastAsia="ko-KR"/>
-        </w:rPr>
-        <w:t xml:space="preserve"> 기반 인터페이스를 실행한다. 사용자는 웹 화면에서 research/startup idea dump를 입력하고, ResearchCopilot Crew의 8-agent workflow 실행 결과를 Research Brief, Action Plan, Advisor Message, Agent Outputs, Run Log 탭에서 확인할 수 있다. </w:t>
-      </w:r>
-      <w:proofErr w:type="spellStart"/>
-      <w:r>
-        <w:rPr>
-          <w:lang w:eastAsia="ko-KR"/>
-        </w:rPr>
-        <w:t>Streamlit</w:t>
-      </w:r>
-      <w:proofErr w:type="spellEnd"/>
-      <w:r>
-        <w:rPr>
-          <w:lang w:eastAsia="ko-KR"/>
-        </w:rPr>
-        <w:t xml:space="preserve"> UI는 별도의 로직을 중복 구현하지 않고, CLI와 동일한 핵심 workflow 함수인 </w:t>
-      </w:r>
-      <w:proofErr w:type="spellStart"/>
-      <w:r>
-        <w:rPr>
-          <w:lang w:eastAsia="ko-KR"/>
-        </w:rPr>
-        <w:t>run_research_</w:t>
+        <w:t>위 명령어는 Streamlit 기반 인터페이스를 실행한다. 사용자는 웹 화면에서 research/startup idea dump를 입력하고, ResearchCopilot Crew의 8-agent workflow 실행 결과를 Research Brief, Action Plan, Advisor Message, Agent Outputs, Run Log 탭에서 확인할 수 있다. Streamlit UI는 별도의 로직을 중복 구현하지 않고, CLI와 동일한 핵심 workflow 함수인 run_research_</w:t>
       </w:r>
       <w:r>
         <w:rPr>
@@ -605,14 +364,7 @@
         <w:rPr>
           <w:lang w:eastAsia="ko-KR"/>
         </w:rPr>
-        <w:t>pilot</w:t>
-      </w:r>
-      <w:proofErr w:type="spellEnd"/>
-      <w:r>
-        <w:rPr>
-          <w:lang w:eastAsia="ko-KR"/>
-        </w:rPr>
-        <w:t>()을 호출한다.</w:t>
+        <w:t>pilot()을 호출한다.</w:t>
       </w:r>
       <w:r>
         <w:rPr>
@@ -632,44 +384,14 @@
           <w:color w:val="76923C" w:themeColor="accent3" w:themeShade="BF"/>
           <w:lang w:eastAsia="ko-KR"/>
         </w:rPr>
-        <w:t>python main.py --mode live --input data/</w:t>
-      </w:r>
-      <w:proofErr w:type="spellStart"/>
-      <w:r>
-        <w:rPr>
-          <w:color w:val="76923C" w:themeColor="accent3" w:themeShade="BF"/>
-          <w:lang w:eastAsia="ko-KR"/>
-        </w:rPr>
-        <w:t>sample_inputs</w:t>
-      </w:r>
-      <w:proofErr w:type="spellEnd"/>
-      <w:r>
-        <w:rPr>
-          <w:color w:val="76923C" w:themeColor="accent3" w:themeShade="BF"/>
-          <w:lang w:eastAsia="ko-KR"/>
-        </w:rPr>
-        <w:t>/wsdm_idea.txt</w:t>
+        <w:t>python main.py --mode live --input data/sample_inputs/wsdm_idea.txt</w:t>
       </w:r>
       <w:r>
         <w:rPr>
           <w:lang w:eastAsia="ko-KR"/>
         </w:rPr>
         <w:br/>
-        <w:t xml:space="preserve">CLI 실행 결과의 요약은 터미널에 출력되며, 전체 산출물은 </w:t>
-      </w:r>
-      <w:proofErr w:type="gramStart"/>
-      <w:r>
-        <w:rPr>
-          <w:lang w:eastAsia="ko-KR"/>
-        </w:rPr>
-        <w:t>outputs/ 폴더에</w:t>
-      </w:r>
-      <w:proofErr w:type="gramEnd"/>
-      <w:r>
-        <w:rPr>
-          <w:lang w:eastAsia="ko-KR"/>
-        </w:rPr>
-        <w:t xml:space="preserve"> Markdown 및 JSON 파일로 저장된다. </w:t>
+        <w:t xml:space="preserve">CLI 실행 결과의 요약은 터미널에 출력되며, 전체 산출물은 outputs/ 폴더에 Markdown 및 JSON 파일로 저장된다. </w:t>
       </w:r>
     </w:p>
     <w:p>
@@ -686,105 +408,7 @@
           <w:sz w:val="17"/>
           <w:lang w:eastAsia="ko-KR"/>
         </w:rPr>
-        <w:t xml:space="preserve">sidebar의 기본 설정은 Mode=live, Task type=auto, Output directory=outputs이다. Mode는 실행 방식을 의미하며, live는 OPENAI_API_KEY를 사용해 </w:t>
-      </w:r>
-      <w:proofErr w:type="spellStart"/>
-      <w:r>
-        <w:rPr>
-          <w:sz w:val="17"/>
-          <w:lang w:eastAsia="ko-KR"/>
-        </w:rPr>
-        <w:t>CrewAI</w:t>
-      </w:r>
-      <w:proofErr w:type="spellEnd"/>
-      <w:r>
-        <w:rPr>
-          <w:sz w:val="17"/>
-          <w:lang w:eastAsia="ko-KR"/>
-        </w:rPr>
-        <w:t xml:space="preserve"> workflow를 실행하고, mock은 API key 없이 deterministic fallback output을 생성하며, auto는 환경에 따라 실행 방식을 자동 선택한다. Task type은 입력을 어떤 목적의 workflow로 처리할지 정하는 routing 옵션이며, auto를 선택하면 Intake &amp; Triage Agent가 </w:t>
-      </w:r>
-      <w:proofErr w:type="spellStart"/>
-      <w:r>
-        <w:rPr>
-          <w:sz w:val="17"/>
-          <w:lang w:eastAsia="ko-KR"/>
-        </w:rPr>
-        <w:t>wsdm_paper</w:t>
-      </w:r>
-      <w:proofErr w:type="spellEnd"/>
-      <w:r>
-        <w:rPr>
-          <w:sz w:val="17"/>
-          <w:lang w:eastAsia="ko-KR"/>
-        </w:rPr>
-        <w:t xml:space="preserve">, </w:t>
-      </w:r>
-      <w:proofErr w:type="spellStart"/>
-      <w:r>
-        <w:rPr>
-          <w:sz w:val="17"/>
-          <w:lang w:eastAsia="ko-KR"/>
-        </w:rPr>
-        <w:t>remind_mvp</w:t>
-      </w:r>
-      <w:proofErr w:type="spellEnd"/>
-      <w:r>
-        <w:rPr>
-          <w:sz w:val="17"/>
-          <w:lang w:eastAsia="ko-KR"/>
-        </w:rPr>
-        <w:t xml:space="preserve">, </w:t>
-      </w:r>
-      <w:proofErr w:type="spellStart"/>
-      <w:r>
-        <w:rPr>
-          <w:sz w:val="17"/>
-          <w:lang w:eastAsia="ko-KR"/>
-        </w:rPr>
-        <w:t>lab_meeting</w:t>
-      </w:r>
-      <w:proofErr w:type="spellEnd"/>
-      <w:r>
-        <w:rPr>
-          <w:sz w:val="17"/>
-          <w:lang w:eastAsia="ko-KR"/>
-        </w:rPr>
-        <w:t xml:space="preserve">, </w:t>
-      </w:r>
-      <w:proofErr w:type="spellStart"/>
-      <w:r>
-        <w:rPr>
-          <w:sz w:val="17"/>
-          <w:lang w:eastAsia="ko-KR"/>
-        </w:rPr>
-        <w:t>professor_outreach</w:t>
-      </w:r>
-      <w:proofErr w:type="spellEnd"/>
-      <w:r>
-        <w:rPr>
-          <w:sz w:val="17"/>
-          <w:lang w:eastAsia="ko-KR"/>
-        </w:rPr>
-        <w:t xml:space="preserve">, general 중 적절한 route를 선택한다. Output directory는 결과 Markdown/JSON 파일이 저장되는 폴더이고, Load WSDM sample과 Load </w:t>
-      </w:r>
-      <w:proofErr w:type="spellStart"/>
-      <w:proofErr w:type="gramStart"/>
-      <w:r>
-        <w:rPr>
-          <w:sz w:val="17"/>
-          <w:lang w:eastAsia="ko-KR"/>
-        </w:rPr>
-        <w:t>Re:mind</w:t>
-      </w:r>
-      <w:proofErr w:type="spellEnd"/>
-      <w:proofErr w:type="gramEnd"/>
-      <w:r>
-        <w:rPr>
-          <w:sz w:val="17"/>
-          <w:lang w:eastAsia="ko-KR"/>
-        </w:rPr>
-        <w:t xml:space="preserve"> MVP sample 버튼은 예시 입력을 불러오는 기능이다.</w:t>
+        <w:t>sidebar의 기본 설정은 Mode=live, Task type=auto, Output directory=outputs이다. Mode는 실행 방식을 의미하며, live는 OPENAI_API_KEY를 사용해 CrewAI workflow를 실행하고, mock은 API key 없이 deterministic fallback output을 생성하며, auto는 환경에 따라 실행 방식을 자동 선택한다. Task type은 입력을 어떤 목적의 workflow로 처리할지 정하는 routing 옵션이며, auto를 선택하면 Intake &amp; Triage Agent가 wsdm_paper, remind_mvp, lab_meeting, professor_outreach, general 중 적절한 route를 선택한다. Output directory는 결과 Markdown/JSON 파일이 저장되는 폴더이고, Load WSDM sample과 Load Re:mind MVP sample 버튼은 예시 입력을 불러오는 기능이다.</w:t>
       </w:r>
     </w:p>
     <w:p>
@@ -795,19 +419,15 @@
         <w:lastRenderedPageBreak/>
         <w:t xml:space="preserve">3. </w:t>
       </w:r>
-      <w:proofErr w:type="spellStart"/>
       <w:r>
         <w:t>요구사항</w:t>
       </w:r>
-      <w:proofErr w:type="spellEnd"/>
       <w:r>
         <w:t xml:space="preserve"> </w:t>
       </w:r>
-      <w:proofErr w:type="spellStart"/>
       <w:r>
         <w:t>매핑</w:t>
       </w:r>
-      <w:proofErr w:type="spellEnd"/>
     </w:p>
     <w:tbl>
       <w:tblPr>
@@ -1001,285 +621,11 @@
             <w:tcW w:w="5270" w:type="dxa"/>
           </w:tcPr>
           <w:p>
-            <w:proofErr w:type="spellStart"/>
             <w:r>
               <w:rPr>
                 <w:sz w:val="17"/>
               </w:rPr>
-              <w:t>streamlit</w:t>
-            </w:r>
-            <w:proofErr w:type="spellEnd"/>
-            <w:r>
-              <w:rPr>
-                <w:sz w:val="17"/>
-              </w:rPr>
-              <w:t xml:space="preserve"> run </w:t>
-            </w:r>
-            <w:proofErr w:type="spellStart"/>
-            <w:r>
-              <w:rPr>
-                <w:sz w:val="17"/>
-              </w:rPr>
-              <w:t>app.py로</w:t>
-            </w:r>
-            <w:proofErr w:type="spellEnd"/>
-            <w:r>
-              <w:rPr>
-                <w:sz w:val="17"/>
-              </w:rPr>
-              <w:t xml:space="preserve"> </w:t>
-            </w:r>
-            <w:proofErr w:type="spellStart"/>
-            <w:r>
-              <w:rPr>
-                <w:sz w:val="17"/>
-              </w:rPr>
-              <w:t>Streamlit</w:t>
-            </w:r>
-            <w:proofErr w:type="spellEnd"/>
-            <w:r>
-              <w:rPr>
-                <w:sz w:val="17"/>
-              </w:rPr>
-              <w:t xml:space="preserve"> </w:t>
-            </w:r>
-            <w:proofErr w:type="spellStart"/>
-            <w:r>
-              <w:rPr>
-                <w:sz w:val="17"/>
-              </w:rPr>
-              <w:t>인터페이스를</w:t>
-            </w:r>
-            <w:proofErr w:type="spellEnd"/>
-            <w:r>
-              <w:rPr>
-                <w:sz w:val="17"/>
-              </w:rPr>
-              <w:t xml:space="preserve"> </w:t>
-            </w:r>
-            <w:proofErr w:type="spellStart"/>
-            <w:r>
-              <w:rPr>
-                <w:sz w:val="17"/>
-              </w:rPr>
-              <w:t>실행해</w:t>
-            </w:r>
-            <w:proofErr w:type="spellEnd"/>
-            <w:r>
-              <w:rPr>
-                <w:sz w:val="17"/>
-              </w:rPr>
-              <w:t xml:space="preserve"> </w:t>
-            </w:r>
-            <w:proofErr w:type="spellStart"/>
-            <w:r>
-              <w:rPr>
-                <w:sz w:val="17"/>
-              </w:rPr>
-              <w:t>입력과</w:t>
-            </w:r>
-            <w:proofErr w:type="spellEnd"/>
-            <w:r>
-              <w:rPr>
-                <w:sz w:val="17"/>
-              </w:rPr>
-              <w:t xml:space="preserve"> </w:t>
-            </w:r>
-            <w:proofErr w:type="spellStart"/>
-            <w:r>
-              <w:rPr>
-                <w:sz w:val="17"/>
-              </w:rPr>
-              <w:t>출력을</w:t>
-            </w:r>
-            <w:proofErr w:type="spellEnd"/>
-            <w:r>
-              <w:rPr>
-                <w:sz w:val="17"/>
-              </w:rPr>
-              <w:t xml:space="preserve"> </w:t>
-            </w:r>
-            <w:proofErr w:type="spellStart"/>
-            <w:r>
-              <w:rPr>
-                <w:sz w:val="17"/>
-              </w:rPr>
-              <w:t>확인할</w:t>
-            </w:r>
-            <w:proofErr w:type="spellEnd"/>
-            <w:r>
-              <w:rPr>
-                <w:sz w:val="17"/>
-              </w:rPr>
-              <w:t xml:space="preserve"> 수 </w:t>
-            </w:r>
-            <w:proofErr w:type="spellStart"/>
-            <w:r>
-              <w:rPr>
-                <w:sz w:val="17"/>
-              </w:rPr>
-              <w:t>있으며</w:t>
-            </w:r>
-            <w:proofErr w:type="spellEnd"/>
-            <w:r>
-              <w:rPr>
-                <w:sz w:val="17"/>
-              </w:rPr>
-              <w:t xml:space="preserve">, </w:t>
-            </w:r>
-            <w:proofErr w:type="spellStart"/>
-            <w:r>
-              <w:rPr>
-                <w:sz w:val="17"/>
-              </w:rPr>
-              <w:t>브라우저</w:t>
-            </w:r>
-            <w:proofErr w:type="spellEnd"/>
-            <w:r>
-              <w:rPr>
-                <w:sz w:val="17"/>
-              </w:rPr>
-              <w:t xml:space="preserve"> </w:t>
-            </w:r>
-            <w:proofErr w:type="spellStart"/>
-            <w:r>
-              <w:rPr>
-                <w:sz w:val="17"/>
-              </w:rPr>
-              <w:t>없이</w:t>
-            </w:r>
-            <w:proofErr w:type="spellEnd"/>
-            <w:r>
-              <w:rPr>
-                <w:sz w:val="17"/>
-              </w:rPr>
-              <w:t xml:space="preserve"> </w:t>
-            </w:r>
-            <w:proofErr w:type="spellStart"/>
-            <w:r>
-              <w:rPr>
-                <w:sz w:val="17"/>
-              </w:rPr>
-              <w:t>평가해야</w:t>
-            </w:r>
-            <w:proofErr w:type="spellEnd"/>
-            <w:r>
-              <w:rPr>
-                <w:sz w:val="17"/>
-              </w:rPr>
-              <w:t xml:space="preserve"> </w:t>
-            </w:r>
-            <w:proofErr w:type="spellStart"/>
-            <w:r>
-              <w:rPr>
-                <w:sz w:val="17"/>
-              </w:rPr>
-              <w:t>하는</w:t>
-            </w:r>
-            <w:proofErr w:type="spellEnd"/>
-            <w:r>
-              <w:rPr>
-                <w:sz w:val="17"/>
-              </w:rPr>
-              <w:t xml:space="preserve"> </w:t>
-            </w:r>
-            <w:proofErr w:type="spellStart"/>
-            <w:r>
-              <w:rPr>
-                <w:sz w:val="17"/>
-              </w:rPr>
-              <w:t>경우</w:t>
-            </w:r>
-            <w:proofErr w:type="spellEnd"/>
-            <w:r>
-              <w:rPr>
-                <w:sz w:val="17"/>
-              </w:rPr>
-              <w:t xml:space="preserve"> python main.py --mode live --input data/</w:t>
-            </w:r>
-            <w:proofErr w:type="spellStart"/>
-            <w:r>
-              <w:rPr>
-                <w:sz w:val="17"/>
-              </w:rPr>
-              <w:t>sample_inputs</w:t>
-            </w:r>
-            <w:proofErr w:type="spellEnd"/>
-            <w:r>
-              <w:rPr>
-                <w:sz w:val="17"/>
-              </w:rPr>
-              <w:t>/</w:t>
-            </w:r>
-            <w:proofErr w:type="spellStart"/>
-            <w:r>
-              <w:rPr>
-                <w:sz w:val="17"/>
-              </w:rPr>
-              <w:t>wsdm_idea.txt로</w:t>
-            </w:r>
-            <w:proofErr w:type="spellEnd"/>
-            <w:r>
-              <w:rPr>
-                <w:sz w:val="17"/>
-              </w:rPr>
-              <w:t xml:space="preserve"> </w:t>
-            </w:r>
-            <w:proofErr w:type="spellStart"/>
-            <w:r>
-              <w:rPr>
-                <w:sz w:val="17"/>
-              </w:rPr>
-              <w:t>동일한</w:t>
-            </w:r>
-            <w:proofErr w:type="spellEnd"/>
-            <w:r>
-              <w:rPr>
-                <w:sz w:val="17"/>
-              </w:rPr>
-              <w:t xml:space="preserve"> </w:t>
-            </w:r>
-            <w:proofErr w:type="spellStart"/>
-            <w:r>
-              <w:rPr>
-                <w:sz w:val="17"/>
-              </w:rPr>
-              <w:t>workflow를</w:t>
-            </w:r>
-            <w:proofErr w:type="spellEnd"/>
-            <w:r>
-              <w:rPr>
-                <w:sz w:val="17"/>
-              </w:rPr>
-              <w:t xml:space="preserve"> </w:t>
-            </w:r>
-            <w:proofErr w:type="spellStart"/>
-            <w:r>
-              <w:rPr>
-                <w:sz w:val="17"/>
-              </w:rPr>
-              <w:t>실행할</w:t>
-            </w:r>
-            <w:proofErr w:type="spellEnd"/>
-            <w:r>
-              <w:rPr>
-                <w:sz w:val="17"/>
-              </w:rPr>
-              <w:t xml:space="preserve"> 수 </w:t>
-            </w:r>
-            <w:proofErr w:type="spellStart"/>
-            <w:r>
-              <w:rPr>
-                <w:sz w:val="17"/>
-              </w:rPr>
-              <w:t>있다</w:t>
-            </w:r>
-            <w:proofErr w:type="spellEnd"/>
-            <w:r>
-              <w:rPr>
-                <w:sz w:val="17"/>
-              </w:rPr>
-              <w:t>.</w:t>
+              <w:t>streamlit run app.py로 Streamlit 인터페이스를 실행해 입력과 출력을 확인할 수 있으며, 브라우저 없이 평가해야 하는 경우 python main.py --mode live --input data/sample_inputs/wsdm_idea.txt로 동일한 workflow를 실행할 수 있다.</w:t>
             </w:r>
           </w:p>
         </w:tc>
@@ -1968,7 +1314,7 @@
               <w:rPr>
                 <w:sz w:val="17"/>
               </w:rPr>
-              <w:t>Tool use</w:t>
+              <w:t>Planning</w:t>
             </w:r>
           </w:p>
         </w:tc>
@@ -1981,7 +1327,7 @@
               <w:rPr>
                 <w:sz w:val="17"/>
               </w:rPr>
-              <w:t>paper search, output saving, memory, priority scoring, validation, scope detection tool 사용</w:t>
+              <w:t>Execution Planner가 today, tomorrow, this-week, priority, do-not-do 계획으로 분해</w:t>
             </w:r>
           </w:p>
         </w:tc>
@@ -2000,7 +1346,7 @@
                 <w:sz w:val="17"/>
                 <w:lang w:eastAsia="ko-KR"/>
               </w:rPr>
-              <w:t>텍스트 생성 외의 실행 가능한 동작 연결</w:t>
+              <w:t>복잡한 연구 목표를 실행 가능한 단계로 변환</w:t>
             </w:r>
           </w:p>
         </w:tc>
@@ -2059,11 +1405,25 @@
             <w:tcW w:w="3513" w:type="dxa"/>
           </w:tcPr>
           <w:p>
+            <w:pPr>
+              <w:rPr>
+                <w:rFonts w:hint="eastAsia"/>
+                <w:lang w:eastAsia="ko-KR"/>
+              </w:rPr>
+            </w:pPr>
             <w:r>
               <w:rPr>
                 <w:sz w:val="17"/>
               </w:rPr>
-              <w:t>Memory/Guardrails/Monitoring</w:t>
+              <w:t>Memory Managemen</w:t>
+            </w:r>
+            <w:r>
+              <w:rPr>
+                <w:rFonts w:hint="eastAsia"/>
+                <w:sz w:val="17"/>
+                <w:lang w:eastAsia="ko-KR"/>
+              </w:rPr>
+              <w:t>t</w:t>
             </w:r>
           </w:p>
         </w:tc>
@@ -2076,7 +1436,7 @@
               <w:rPr>
                 <w:sz w:val="17"/>
               </w:rPr>
-              <w:t>project_memory 저장, scope/deadline/input guardrail, run_log 기록</w:t>
+              <w:t xml:space="preserve">project_memory에 run summary 저장 </w:t>
             </w:r>
           </w:p>
         </w:tc>
@@ -2095,7 +1455,332 @@
                 <w:sz w:val="17"/>
                 <w:lang w:eastAsia="ko-KR"/>
               </w:rPr>
-              <w:t>실행 안정성과 평가 증거 확보</w:t>
+              <w:t>이전 실행 이력을 가볍게 유지</w:t>
+            </w:r>
+          </w:p>
+        </w:tc>
+      </w:tr>
+      <w:tr>
+        <w:trPr>
+          <w:jc w:val="center"/>
+        </w:trPr>
+        <w:tc>
+          <w:tcPr>
+            <w:tcW w:w="3513" w:type="dxa"/>
+          </w:tcPr>
+          <w:p>
+            <w:pPr>
+              <w:rPr>
+                <w:sz w:val="17"/>
+                <w:lang w:eastAsia="ko-KR"/>
+              </w:rPr>
+            </w:pPr>
+            <w:r>
+              <w:rPr>
+                <w:sz w:val="17"/>
+                <w:lang w:eastAsia="ko-KR"/>
+              </w:rPr>
+              <w:t>Goal Setting and Monitoring</w:t>
+            </w:r>
+          </w:p>
+        </w:tc>
+        <w:tc>
+          <w:tcPr>
+            <w:tcW w:w="3513" w:type="dxa"/>
+          </w:tcPr>
+          <w:p>
+            <w:pPr>
+              <w:rPr>
+                <w:sz w:val="17"/>
+                <w:lang w:eastAsia="ko-KR"/>
+              </w:rPr>
+            </w:pPr>
+            <w:r>
+              <w:rPr>
+                <w:sz w:val="17"/>
+                <w:lang w:eastAsia="ko-KR"/>
+              </w:rPr>
+              <w:t>48시간 action plan, completeness score, TODO count, run_log로 목표 진행 상태 기록</w:t>
+            </w:r>
+          </w:p>
+        </w:tc>
+        <w:tc>
+          <w:tcPr>
+            <w:tcW w:w="3513" w:type="dxa"/>
+          </w:tcPr>
+          <w:p>
+            <w:pPr>
+              <w:rPr>
+                <w:sz w:val="17"/>
+                <w:lang w:eastAsia="ko-KR"/>
+              </w:rPr>
+            </w:pPr>
+            <w:r>
+              <w:rPr>
+                <w:sz w:val="17"/>
+                <w:lang w:eastAsia="ko-KR"/>
+              </w:rPr>
+              <w:t>연구 목표가 실행 가능한 계획으로 관리되는지 확인</w:t>
+            </w:r>
+          </w:p>
+        </w:tc>
+      </w:tr>
+      <w:tr>
+        <w:trPr>
+          <w:jc w:val="center"/>
+        </w:trPr>
+        <w:tc>
+          <w:tcPr>
+            <w:tcW w:w="3513" w:type="dxa"/>
+          </w:tcPr>
+          <w:p>
+            <w:pPr>
+              <w:rPr>
+                <w:sz w:val="17"/>
+                <w:lang w:eastAsia="ko-KR"/>
+              </w:rPr>
+            </w:pPr>
+            <w:r>
+              <w:rPr>
+                <w:sz w:val="17"/>
+                <w:lang w:eastAsia="ko-KR"/>
+              </w:rPr>
+              <w:t>Exception Handling and Recovery</w:t>
+            </w:r>
+          </w:p>
+        </w:tc>
+        <w:tc>
+          <w:tcPr>
+            <w:tcW w:w="3513" w:type="dxa"/>
+          </w:tcPr>
+          <w:p>
+            <w:pPr>
+              <w:rPr>
+                <w:sz w:val="17"/>
+                <w:lang w:eastAsia="ko-KR"/>
+              </w:rPr>
+            </w:pPr>
+            <w:r>
+              <w:rPr>
+                <w:sz w:val="17"/>
+                <w:lang w:eastAsia="ko-KR"/>
+              </w:rPr>
+              <w:t>live CrewAI 실패, 저장 실패, validation 실패를 warning과 fallback으로 처리</w:t>
+            </w:r>
+          </w:p>
+        </w:tc>
+        <w:tc>
+          <w:tcPr>
+            <w:tcW w:w="3513" w:type="dxa"/>
+          </w:tcPr>
+          <w:p>
+            <w:pPr>
+              <w:rPr>
+                <w:sz w:val="17"/>
+                <w:lang w:eastAsia="ko-KR"/>
+              </w:rPr>
+            </w:pPr>
+            <w:r>
+              <w:rPr>
+                <w:sz w:val="17"/>
+                <w:lang w:eastAsia="ko-KR"/>
+              </w:rPr>
+              <w:t>실행 중단 대신 inspectable output 생성</w:t>
+            </w:r>
+          </w:p>
+        </w:tc>
+      </w:tr>
+      <w:tr>
+        <w:trPr>
+          <w:jc w:val="center"/>
+        </w:trPr>
+        <w:tc>
+          <w:tcPr>
+            <w:tcW w:w="3513" w:type="dxa"/>
+          </w:tcPr>
+          <w:p>
+            <w:pPr>
+              <w:rPr>
+                <w:sz w:val="17"/>
+                <w:lang w:eastAsia="ko-KR"/>
+              </w:rPr>
+            </w:pPr>
+            <w:r>
+              <w:rPr>
+                <w:sz w:val="17"/>
+                <w:lang w:eastAsia="ko-KR"/>
+              </w:rPr>
+              <w:t>Knowledge Retrieval (RAG)</w:t>
+            </w:r>
+          </w:p>
+        </w:tc>
+        <w:tc>
+          <w:tcPr>
+            <w:tcW w:w="3513" w:type="dxa"/>
+          </w:tcPr>
+          <w:p>
+            <w:pPr>
+              <w:rPr>
+                <w:sz w:val="17"/>
+                <w:lang w:eastAsia="ko-KR"/>
+              </w:rPr>
+            </w:pPr>
+            <w:r>
+              <w:rPr>
+                <w:sz w:val="17"/>
+                <w:lang w:eastAsia="ko-KR"/>
+              </w:rPr>
+              <w:t>Literature Scout가 local paper card를 검색해 related-work 방향과 search query를 구성</w:t>
+            </w:r>
+          </w:p>
+        </w:tc>
+        <w:tc>
+          <w:tcPr>
+            <w:tcW w:w="3513" w:type="dxa"/>
+          </w:tcPr>
+          <w:p>
+            <w:pPr>
+              <w:rPr>
+                <w:sz w:val="17"/>
+                <w:lang w:eastAsia="ko-KR"/>
+              </w:rPr>
+            </w:pPr>
+            <w:r>
+              <w:rPr>
+                <w:sz w:val="17"/>
+                <w:lang w:eastAsia="ko-KR"/>
+              </w:rPr>
+              <w:t>내부 지식만이 아니라 외부 지식 베이스 기반으로 계획 보강</w:t>
+            </w:r>
+          </w:p>
+        </w:tc>
+      </w:tr>
+      <w:tr>
+        <w:trPr>
+          <w:jc w:val="center"/>
+        </w:trPr>
+        <w:tc>
+          <w:tcPr>
+            <w:tcW w:w="3513" w:type="dxa"/>
+          </w:tcPr>
+          <w:p>
+            <w:pPr>
+              <w:rPr>
+                <w:sz w:val="17"/>
+                <w:lang w:eastAsia="ko-KR"/>
+              </w:rPr>
+            </w:pPr>
+            <w:r>
+              <w:rPr>
+                <w:sz w:val="17"/>
+                <w:lang w:eastAsia="ko-KR"/>
+              </w:rPr>
+              <w:t>Guardrails/Safety Patterns</w:t>
+            </w:r>
+          </w:p>
+        </w:tc>
+        <w:tc>
+          <w:tcPr>
+            <w:tcW w:w="3513" w:type="dxa"/>
+          </w:tcPr>
+          <w:p>
+            <w:pPr>
+              <w:rPr>
+                <w:sz w:val="17"/>
+                <w:lang w:eastAsia="ko-KR"/>
+              </w:rPr>
+            </w:pPr>
+            <w:r>
+              <w:rPr>
+                <w:sz w:val="17"/>
+                <w:lang w:eastAsia="ko-KR"/>
+              </w:rPr>
+              <w:t>empty input, dataset uncertainty, scope creep, deadline risk, too many TODOs 감지</w:t>
+            </w:r>
+          </w:p>
+        </w:tc>
+        <w:tc>
+          <w:tcPr>
+            <w:tcW w:w="3513" w:type="dxa"/>
+          </w:tcPr>
+          <w:p>
+            <w:pPr>
+              <w:rPr>
+                <w:sz w:val="17"/>
+                <w:lang w:eastAsia="ko-KR"/>
+              </w:rPr>
+            </w:pPr>
+            <w:r>
+              <w:rPr>
+                <w:sz w:val="17"/>
+                <w:lang w:eastAsia="ko-KR"/>
+              </w:rPr>
+              <w:t>과도한 범위 확장과 비현실적 계획 방지</w:t>
+            </w:r>
+          </w:p>
+        </w:tc>
+      </w:tr>
+      <w:tr>
+        <w:trPr>
+          <w:jc w:val="center"/>
+        </w:trPr>
+        <w:tc>
+          <w:tcPr>
+            <w:tcW w:w="3513" w:type="dxa"/>
+          </w:tcPr>
+          <w:p>
+            <w:pPr>
+              <w:rPr>
+                <w:sz w:val="17"/>
+                <w:lang w:eastAsia="ko-KR"/>
+              </w:rPr>
+            </w:pPr>
+            <w:r>
+              <w:rPr>
+                <w:sz w:val="17"/>
+                <w:lang w:eastAsia="ko-KR"/>
+              </w:rPr>
+              <w:t>Evaluation and Monitoring</w:t>
+            </w:r>
+          </w:p>
+        </w:tc>
+        <w:tc>
+          <w:tcPr>
+            <w:tcW w:w="3513" w:type="dxa"/>
+          </w:tcPr>
+          <w:p>
+            <w:pPr>
+              <w:rPr>
+                <w:sz w:val="17"/>
+                <w:lang w:eastAsia="ko-KR"/>
+              </w:rPr>
+            </w:pPr>
+            <w:r>
+              <w:rPr>
+                <w:sz w:val="17"/>
+                <w:lang w:eastAsia="ko-KR"/>
+              </w:rPr>
+              <w:t>run_log.json에 mode, warnings, fallback status, completeness score, agents, patterns 기록</w:t>
+            </w:r>
+          </w:p>
+        </w:tc>
+        <w:tc>
+          <w:tcPr>
+            <w:tcW w:w="3513" w:type="dxa"/>
+          </w:tcPr>
+          <w:p>
+            <w:pPr>
+              <w:rPr>
+                <w:sz w:val="17"/>
+                <w:lang w:eastAsia="ko-KR"/>
+              </w:rPr>
+            </w:pPr>
+            <w:r>
+              <w:rPr>
+                <w:sz w:val="17"/>
+                <w:lang w:eastAsia="ko-KR"/>
+              </w:rPr>
+              <w:t>평가자가 실행 근거를 확인 가능</w:t>
             </w:r>
           </w:p>
         </w:tc>
@@ -2108,11 +1793,9 @@
       <w:r>
         <w:t xml:space="preserve">6. API Key </w:t>
       </w:r>
-      <w:proofErr w:type="spellStart"/>
       <w:r>
         <w:t>정책</w:t>
       </w:r>
-      <w:proofErr w:type="spellEnd"/>
     </w:p>
     <w:p>
       <w:pPr>
@@ -2153,39 +1836,7 @@
         <w:ind w:left="255" w:hanging="142"/>
       </w:pPr>
       <w:r>
-        <w:t xml:space="preserve">• </w:t>
-      </w:r>
-      <w:proofErr w:type="spellStart"/>
-      <w:r>
-        <w:t>환경</w:t>
-      </w:r>
-      <w:proofErr w:type="spellEnd"/>
-      <w:r>
-        <w:t xml:space="preserve"> </w:t>
-      </w:r>
-      <w:proofErr w:type="spellStart"/>
-      <w:r>
-        <w:t>문제로</w:t>
-      </w:r>
-      <w:proofErr w:type="spellEnd"/>
-      <w:r>
-        <w:t xml:space="preserve"> live </w:t>
-      </w:r>
-      <w:proofErr w:type="spellStart"/>
-      <w:r>
-        <w:t>실행이</w:t>
-      </w:r>
-      <w:proofErr w:type="spellEnd"/>
-      <w:r>
-        <w:t xml:space="preserve"> 실패하면 deterministic fallback이 output contract를 유지하고, 해당 사실을 run_</w:t>
-      </w:r>
-      <w:proofErr w:type="gramStart"/>
-      <w:r>
-        <w:t>log.json</w:t>
-      </w:r>
-      <w:proofErr w:type="gramEnd"/>
-      <w:r>
-        <w:t>에 기록한다.</w:t>
+        <w:t>• 환경 문제로 live 실행이 실패하면 deterministic fallback이 output contract를 유지하고, 해당 사실을 run_log.json에 기록한다.</w:t>
       </w:r>
     </w:p>
     <w:p>
@@ -2267,35 +1918,13 @@
         <w:rPr>
           <w:lang w:eastAsia="ko-KR"/>
         </w:rPr>
-        <w:t>기본 예시 입력은 data/</w:t>
+        <w:t xml:space="preserve">기본 예시 입력은 data/sample_inputs/wsdm_idea.txt에 제공된다. </w:t>
       </w:r>
-      <w:proofErr w:type="spellStart"/>
       <w:r>
         <w:rPr>
           <w:lang w:eastAsia="ko-KR"/>
         </w:rPr>
-        <w:t>sample_inputs</w:t>
-      </w:r>
-      <w:proofErr w:type="spellEnd"/>
-      <w:r>
-        <w:rPr>
-          <w:lang w:eastAsia="ko-KR"/>
-        </w:rPr>
-        <w:t xml:space="preserve">/wsdm_idea.txt에 제공된다. </w:t>
-      </w:r>
-      <w:proofErr w:type="spellStart"/>
-      <w:r>
-        <w:rPr>
-          <w:lang w:eastAsia="ko-KR"/>
-        </w:rPr>
-        <w:t>Streamlit</w:t>
-      </w:r>
-      <w:proofErr w:type="spellEnd"/>
-      <w:r>
-        <w:rPr>
-          <w:lang w:eastAsia="ko-KR"/>
-        </w:rPr>
-        <w:t xml:space="preserve"> 또는 CLI 실행 후 저장되는 핵심 산출물은 다음 5개이다.</w:t>
+        <w:t>Streamlit 또는 CLI 실행 후 저장되는 핵심 산출물은 다음 5개이다.</w:t>
       </w:r>
     </w:p>
     <w:p>
@@ -2312,37 +1941,8 @@
         <w:ind w:left="255" w:hanging="142"/>
       </w:pPr>
       <w:r>
-        <w:t xml:space="preserve">• outputs/advisor_message.md: </w:t>
+        <w:t>• outputs/advisor_message.md: 간결한 지도교수 업데이트 메시지</w:t>
       </w:r>
-      <w:proofErr w:type="spellStart"/>
-      <w:r>
-        <w:t>간결한</w:t>
-      </w:r>
-      <w:proofErr w:type="spellEnd"/>
-      <w:r>
-        <w:t xml:space="preserve"> </w:t>
-      </w:r>
-      <w:proofErr w:type="spellStart"/>
-      <w:r>
-        <w:t>지도교수</w:t>
-      </w:r>
-      <w:proofErr w:type="spellEnd"/>
-      <w:r>
-        <w:t xml:space="preserve"> </w:t>
-      </w:r>
-      <w:proofErr w:type="spellStart"/>
-      <w:r>
-        <w:t>업데이트</w:t>
-      </w:r>
-      <w:proofErr w:type="spellEnd"/>
-      <w:r>
-        <w:t xml:space="preserve"> </w:t>
-      </w:r>
-      <w:proofErr w:type="spellStart"/>
-      <w:r>
-        <w:t>메시지</w:t>
-      </w:r>
-      <w:proofErr w:type="spellEnd"/>
     </w:p>
     <w:p>
       <w:pPr>
@@ -2391,39 +1991,7 @@
         <w:ind w:left="255" w:hanging="142"/>
       </w:pPr>
       <w:r>
-        <w:t xml:space="preserve">• Core research question: </w:t>
-      </w:r>
-      <w:proofErr w:type="spellStart"/>
-      <w:r>
-        <w:t>현재</w:t>
-      </w:r>
-      <w:proofErr w:type="spellEnd"/>
-      <w:r>
-        <w:t xml:space="preserve"> </w:t>
-      </w:r>
-      <w:proofErr w:type="spellStart"/>
-      <w:r>
-        <w:t>상담</w:t>
-      </w:r>
-      <w:proofErr w:type="spellEnd"/>
-      <w:r>
-        <w:t xml:space="preserve"> </w:t>
-      </w:r>
-      <w:proofErr w:type="spellStart"/>
-      <w:r>
-        <w:t>기록을</w:t>
-      </w:r>
-      <w:proofErr w:type="spellEnd"/>
-      <w:r>
-        <w:t xml:space="preserve"> </w:t>
-      </w:r>
-      <w:proofErr w:type="spellStart"/>
-      <w:r>
-        <w:t>위해</w:t>
-      </w:r>
-      <w:proofErr w:type="spellEnd"/>
-      <w:r>
-        <w:t xml:space="preserve"> relevant, temporally valid, evidence-grounded prior-session information을 어떻게 selective retrieve할 것인가.</w:t>
+        <w:t>• Core research question: 현재 상담 기록을 위해 relevant, temporally valid, evidence-grounded prior-session information을 어떻게 selective retrieve할 것인가.</w:t>
       </w:r>
     </w:p>
     <w:p>
@@ -2441,6 +2009,7 @@
         <w:ind w:left="255" w:hanging="142"/>
       </w:pPr>
       <w:r>
+        <w:lastRenderedPageBreak/>
         <w:t>• Experiment plan: no-memory, full-history, BM25, vector retrieval, selective retrieval baseline을 evidence precision, faithfulness, documentation completeness, review-burden proxy로 비교한다.</w:t>
       </w:r>
     </w:p>
@@ -2450,21 +2019,8 @@
         <w:ind w:left="255" w:hanging="142"/>
       </w:pPr>
       <w:r>
-        <w:t xml:space="preserve">• Action plan: dataset route 결정, evidence-linked output schema </w:t>
+        <w:t>• Action plan: dataset route 결정, evidence-linked output schema 작성, seed papers 수집</w:t>
       </w:r>
-      <w:proofErr w:type="spellStart"/>
-      <w:r>
-        <w:t>작성</w:t>
-      </w:r>
-      <w:proofErr w:type="spellEnd"/>
-      <w:r>
-        <w:t xml:space="preserve">, seed papers </w:t>
-      </w:r>
-      <w:proofErr w:type="spellStart"/>
-      <w:r>
-        <w:t>수집</w:t>
-      </w:r>
-      <w:proofErr w:type="spellEnd"/>
       <w:r>
         <w:br/>
       </w:r>
@@ -3351,7 +2907,6 @@
   <w:style w:type="character" w:default="1" w:styleId="a2">
     <w:name w:val="Default Paragraph Font"/>
     <w:uiPriority w:val="1"/>
-    <w:semiHidden/>
     <w:unhideWhenUsed/>
   </w:style>
   <w:style w:type="table" w:default="1" w:styleId="a3">
